--- a/TS Jatai Ghanam Project/TS 1.6/TS 1.6 Ghanam Sanskrit Corrections.docx
+++ b/TS Jatai Ghanam Project/TS 1.6/TS 1.6 Ghanam Sanskrit Corrections.docx
@@ -1,6 +1,6 @@
 
 <file path=word/document.xml><?xml version="1.0" encoding="utf-8"?>
-<w:document xmlns:wpc="http://schemas.microsoft.com/office/word/2010/wordprocessingCanvas" xmlns:cx="http://schemas.microsoft.com/office/drawing/2014/chartex" xmlns:cx1="http://schemas.microsoft.com/office/drawing/2015/9/8/chartex" xmlns:cx2="http://schemas.microsoft.com/office/drawing/2015/10/21/chartex" xmlns:cx3="http://schemas.microsoft.com/office/drawing/2016/5/9/chartex" xmlns:cx4="http://schemas.microsoft.com/office/drawing/2016/5/10/chartex" xmlns:cx5="http://schemas.microsoft.com/office/drawing/2016/5/11/chartex" xmlns:cx6="http://schemas.microsoft.com/office/drawing/2016/5/12/chartex" xmlns:cx7="http://schemas.microsoft.com/office/drawing/2016/5/13/chartex" xmlns:cx8="http://schemas.microsoft.com/office/drawing/2016/5/14/chartex" xmlns:mc="http://schemas.openxmlformats.org/markup-compatibility/2006" xmlns:aink="http://schemas.microsoft.com/office/drawing/2016/ink" xmlns:am3d="http://schemas.microsoft.com/office/drawing/2017/model3d" xmlns:o="urn:schemas-microsoft-com:office:office" xmlns:oel="http://schemas.microsoft.com/office/2019/extlst" xmlns:r="http://schemas.openxmlformats.org/officeDocument/2006/relationships" xmlns:m="http://schemas.openxmlformats.org/officeDocument/2006/math" xmlns:v="urn:schemas-microsoft-com:vml" xmlns:wp14="http://schemas.microsoft.com/office/word/2010/wordprocessingDrawing" xmlns:wp="http://schemas.openxmlformats.org/drawingml/2006/wordprocessingDrawing" xmlns:w10="urn:schemas-microsoft-com:office:word" xmlns:w="http://schemas.openxmlformats.org/wordprocessingml/2006/main" xmlns:w14="http://schemas.microsoft.com/office/word/2010/wordml" xmlns:w15="http://schemas.microsoft.com/office/word/2012/wordml" xmlns:w16cex="http://schemas.microsoft.com/office/word/2018/wordml/cex" xmlns:w16cid="http://schemas.microsoft.com/office/word/2016/wordml/cid" xmlns:w16="http://schemas.microsoft.com/office/word/2018/wordml" xmlns:w16sdtdh="http://schemas.microsoft.com/office/word/2020/wordml/sdtdatahash" xmlns:w16se="http://schemas.microsoft.com/office/word/2015/wordml/symex" xmlns:wpg="http://schemas.microsoft.com/office/word/2010/wordprocessingGroup" xmlns:wpi="http://schemas.microsoft.com/office/word/2010/wordprocessingInk" xmlns:wne="http://schemas.microsoft.com/office/word/2006/wordml" xmlns:wps="http://schemas.microsoft.com/office/word/2010/wordprocessingShape" mc:Ignorable="w14 w15 w16se w16cid w16 w16cex w16sdtdh wp14">
+<w:document xmlns:wpc="http://schemas.microsoft.com/office/word/2010/wordprocessingCanvas" xmlns:cx="http://schemas.microsoft.com/office/drawing/2014/chartex" xmlns:cx1="http://schemas.microsoft.com/office/drawing/2015/9/8/chartex" xmlns:cx2="http://schemas.microsoft.com/office/drawing/2015/10/21/chartex" xmlns:cx3="http://schemas.microsoft.com/office/drawing/2016/5/9/chartex" xmlns:cx4="http://schemas.microsoft.com/office/drawing/2016/5/10/chartex" xmlns:cx5="http://schemas.microsoft.com/office/drawing/2016/5/11/chartex" xmlns:cx6="http://schemas.microsoft.com/office/drawing/2016/5/12/chartex" xmlns:cx7="http://schemas.microsoft.com/office/drawing/2016/5/13/chartex" xmlns:cx8="http://schemas.microsoft.com/office/drawing/2016/5/14/chartex" xmlns:mc="http://schemas.openxmlformats.org/markup-compatibility/2006" xmlns:aink="http://schemas.microsoft.com/office/drawing/2016/ink" xmlns:am3d="http://schemas.microsoft.com/office/drawing/2017/model3d" xmlns:o="urn:schemas-microsoft-com:office:office" xmlns:oel="http://schemas.microsoft.com/office/2019/extlst" xmlns:r="http://schemas.openxmlformats.org/officeDocument/2006/relationships" xmlns:m="http://schemas.openxmlformats.org/officeDocument/2006/math" xmlns:v="urn:schemas-microsoft-com:vml" xmlns:wp14="http://schemas.microsoft.com/office/word/2010/wordprocessingDrawing" xmlns:wp="http://schemas.openxmlformats.org/drawingml/2006/wordprocessingDrawing" xmlns:w10="urn:schemas-microsoft-com:office:word" xmlns:w="http://schemas.openxmlformats.org/wordprocessingml/2006/main" xmlns:w14="http://schemas.microsoft.com/office/word/2010/wordml" xmlns:w15="http://schemas.microsoft.com/office/word/2012/wordml" xmlns:w16cex="http://schemas.microsoft.com/office/word/2018/wordml/cex" xmlns:w16cid="http://schemas.microsoft.com/office/word/2016/wordml/cid" xmlns:w16="http://schemas.microsoft.com/office/word/2018/wordml" xmlns:w16du="http://schemas.microsoft.com/office/word/2023/wordml/word16du" xmlns:w16sdtdh="http://schemas.microsoft.com/office/word/2020/wordml/sdtdatahash" xmlns:w16sdtfl="http://schemas.microsoft.com/office/word/2024/wordml/sdtformatlock" xmlns:w16se="http://schemas.microsoft.com/office/word/2015/wordml/symex" xmlns:wpg="http://schemas.microsoft.com/office/word/2010/wordprocessingGroup" xmlns:wpi="http://schemas.microsoft.com/office/word/2010/wordprocessingInk" xmlns:wne="http://schemas.microsoft.com/office/word/2006/wordml" xmlns:wps="http://schemas.microsoft.com/office/word/2010/wordprocessingShape" mc:Ignorable="w14 w15 w16se w16cid w16 w16cex w16sdtdh w16sdtfl w16du wp14">
   <w:body>
     <w:p>
       <w:pPr>
@@ -15,6 +15,685 @@
         </w:rPr>
       </w:pPr>
       <w:bookmarkStart w:id="0" w:name="_Hlk121317814"/>
+      <w:r>
+        <w:rPr>
+          <w:b/>
+          <w:bCs/>
+          <w:sz w:val="32"/>
+          <w:szCs w:val="32"/>
+          <w:u w:val="single"/>
+        </w:rPr>
+        <w:t xml:space="preserve">TS </w:t>
+      </w:r>
+      <w:r>
+        <w:rPr>
+          <w:b/>
+          <w:bCs/>
+          <w:sz w:val="32"/>
+          <w:szCs w:val="32"/>
+          <w:u w:val="single"/>
+        </w:rPr>
+        <w:t>Ghanam</w:t>
+      </w:r>
+      <w:r>
+        <w:rPr>
+          <w:b/>
+          <w:bCs/>
+          <w:sz w:val="32"/>
+          <w:szCs w:val="32"/>
+          <w:u w:val="single"/>
+        </w:rPr>
+        <w:t xml:space="preserve"> – TS 1.6 </w:t>
+      </w:r>
+      <w:r>
+        <w:rPr>
+          <w:b/>
+          <w:bCs/>
+          <w:sz w:val="32"/>
+          <w:szCs w:val="32"/>
+          <w:u w:val="single"/>
+        </w:rPr>
+        <w:t>Sanskrit</w:t>
+      </w:r>
+      <w:r>
+        <w:rPr>
+          <w:b/>
+          <w:bCs/>
+          <w:sz w:val="32"/>
+          <w:szCs w:val="32"/>
+          <w:u w:val="single"/>
+        </w:rPr>
+        <w:t xml:space="preserve"> Corrections – Observed till </w:t>
+      </w:r>
+      <w:r>
+        <w:rPr>
+          <w:b/>
+          <w:bCs/>
+          <w:sz w:val="32"/>
+          <w:szCs w:val="32"/>
+          <w:highlight w:val="red"/>
+          <w:u w:val="single"/>
+        </w:rPr>
+        <w:t>????</w:t>
+      </w:r>
+    </w:p>
+    <w:p>
+      <w:pPr>
+        <w:spacing w:before="0" w:line="240" w:lineRule="auto"/>
+        <w:jc w:val="center"/>
+        <w:rPr>
+          <w:b/>
+          <w:bCs/>
+          <w:sz w:val="28"/>
+          <w:szCs w:val="32"/>
+        </w:rPr>
+      </w:pPr>
+      <w:r>
+        <w:rPr>
+          <w:b/>
+          <w:bCs/>
+          <w:sz w:val="28"/>
+          <w:szCs w:val="32"/>
+        </w:rPr>
+        <w:t>(ignore those which are already incorporated in your book’s version and date)</w:t>
+      </w:r>
+    </w:p>
+    <w:tbl>
+      <w:tblPr>
+        <w:tblW w:w="14679" w:type="dxa"/>
+        <w:tblInd w:w="-792" w:type="dxa"/>
+        <w:tblBorders>
+          <w:top w:val="single" w:sz="4" w:space="0" w:color="000000"/>
+          <w:left w:val="single" w:sz="4" w:space="0" w:color="000000"/>
+          <w:bottom w:val="single" w:sz="4" w:space="0" w:color="000000"/>
+          <w:right w:val="single" w:sz="4" w:space="0" w:color="000000"/>
+          <w:insideH w:val="single" w:sz="4" w:space="0" w:color="000000"/>
+          <w:insideV w:val="single" w:sz="4" w:space="0" w:color="000000"/>
+        </w:tblBorders>
+        <w:tblLook w:val="04A0" w:firstRow="1" w:lastRow="0" w:firstColumn="1" w:lastColumn="0" w:noHBand="0" w:noVBand="1"/>
+      </w:tblPr>
+      <w:tblGrid>
+        <w:gridCol w:w="7308"/>
+        <w:gridCol w:w="7371"/>
+      </w:tblGrid>
+      <w:tr>
+        <w:tc>
+          <w:tcPr>
+            <w:tcW w:w="7308" w:type="dxa"/>
+          </w:tcPr>
+          <w:p>
+            <w:pPr>
+              <w:spacing w:before="0" w:line="240" w:lineRule="auto"/>
+              <w:jc w:val="center"/>
+              <w:rPr>
+                <w:b/>
+                <w:sz w:val="32"/>
+                <w:szCs w:val="32"/>
+              </w:rPr>
+            </w:pPr>
+            <w:r>
+              <w:rPr>
+                <w:b/>
+                <w:sz w:val="32"/>
+                <w:szCs w:val="32"/>
+              </w:rPr>
+              <w:t>As Printed</w:t>
+            </w:r>
+          </w:p>
+        </w:tc>
+        <w:tc>
+          <w:tcPr>
+            <w:tcW w:w="7371" w:type="dxa"/>
+          </w:tcPr>
+          <w:p>
+            <w:pPr>
+              <w:spacing w:before="0" w:line="240" w:lineRule="auto"/>
+              <w:ind w:right="-18"/>
+              <w:jc w:val="center"/>
+              <w:rPr>
+                <w:b/>
+                <w:sz w:val="32"/>
+                <w:szCs w:val="32"/>
+              </w:rPr>
+            </w:pPr>
+            <w:r>
+              <w:rPr>
+                <w:b/>
+                <w:sz w:val="32"/>
+                <w:szCs w:val="32"/>
+              </w:rPr>
+              <w:t xml:space="preserve">To be read as or corrected as </w:t>
+            </w:r>
+          </w:p>
+        </w:tc>
+      </w:tr>
+      <w:tr>
+        <w:trPr>
+          <w:trHeight w:val="1338"/>
+        </w:trPr>
+        <w:tc>
+          <w:tcPr>
+            <w:tcW w:w="7308" w:type="dxa"/>
+          </w:tcPr>
+          <w:p>
+            <w:pPr>
+              <w:widowControl w:val="0"/>
+              <w:autoSpaceDE w:val="0"/>
+              <w:autoSpaceDN w:val="0"/>
+              <w:adjustRightInd w:val="0"/>
+              <w:spacing w:before="0" w:line="240" w:lineRule="auto"/>
+              <w:rPr>
+                <w:rFonts w:ascii="BRH Devanagari Extra" w:hAnsi="BRH Devanagari Extra" w:cs="BRH Devanagari Extra"/>
+                <w:color w:val="000000"/>
+                <w:sz w:val="32"/>
+                <w:szCs w:val="40"/>
+                <w:lang w:val="it-IT"/>
+              </w:rPr>
+            </w:pPr>
+            <w:r>
+              <w:rPr>
+                <w:rFonts w:cs="BRH Devanagari Extra"/>
+                <w:color w:val="000000"/>
+                <w:szCs w:val="40"/>
+                <w:lang w:val="it-IT"/>
+              </w:rPr>
+              <w:t>48</w:t>
+            </w:r>
+            <w:r>
+              <w:rPr>
+                <w:rFonts w:ascii="BRH Devanagari Extra" w:hAnsi="BRH Devanagari Extra" w:cs="BRH Devanagari Extra"/>
+                <w:color w:val="000000"/>
+                <w:sz w:val="32"/>
+                <w:szCs w:val="40"/>
+                <w:lang w:val="it-IT"/>
+              </w:rPr>
+              <w:t>)</w:t>
+            </w:r>
+            <w:r>
+              <w:rPr>
+                <w:rFonts w:ascii="BRH Devanagari Extra" w:hAnsi="BRH Devanagari Extra" w:cs="BRH Devanagari Extra"/>
+                <w:color w:val="000000"/>
+                <w:sz w:val="32"/>
+                <w:szCs w:val="40"/>
+                <w:lang w:val="it-IT"/>
+              </w:rPr>
+              <w:tab/>
+            </w:r>
+            <w:r>
+              <w:rPr>
+                <w:rFonts w:cs="BRH Devanagari Extra"/>
+                <w:color w:val="000000"/>
+                <w:szCs w:val="40"/>
+                <w:lang w:val="it-IT"/>
+              </w:rPr>
+              <w:t>1</w:t>
+            </w:r>
+            <w:r>
+              <w:rPr>
+                <w:rFonts w:ascii="BRH Devanagari Extra" w:hAnsi="BRH Devanagari Extra" w:cs="BRH Devanagari Extra"/>
+                <w:color w:val="000000"/>
+                <w:sz w:val="32"/>
+                <w:szCs w:val="40"/>
+                <w:lang w:val="it-IT"/>
+              </w:rPr>
+              <w:t>.</w:t>
+            </w:r>
+            <w:r>
+              <w:rPr>
+                <w:rFonts w:cs="BRH Devanagari Extra"/>
+                <w:color w:val="000000"/>
+                <w:szCs w:val="40"/>
+                <w:lang w:val="it-IT"/>
+              </w:rPr>
+              <w:t>6</w:t>
+            </w:r>
+            <w:r>
+              <w:rPr>
+                <w:rFonts w:ascii="BRH Devanagari Extra" w:hAnsi="BRH Devanagari Extra" w:cs="BRH Devanagari Extra"/>
+                <w:color w:val="000000"/>
+                <w:sz w:val="32"/>
+                <w:szCs w:val="40"/>
+                <w:lang w:val="it-IT"/>
+              </w:rPr>
+              <w:t>.</w:t>
+            </w:r>
+            <w:r>
+              <w:rPr>
+                <w:rFonts w:cs="BRH Devanagari Extra"/>
+                <w:color w:val="000000"/>
+                <w:szCs w:val="40"/>
+                <w:lang w:val="it-IT"/>
+              </w:rPr>
+              <w:t>6</w:t>
+            </w:r>
+            <w:r>
+              <w:rPr>
+                <w:rFonts w:ascii="BRH Devanagari Extra" w:hAnsi="BRH Devanagari Extra" w:cs="BRH Devanagari Extra"/>
+                <w:color w:val="000000"/>
+                <w:sz w:val="32"/>
+                <w:szCs w:val="40"/>
+                <w:lang w:val="it-IT"/>
+              </w:rPr>
+              <w:t>.</w:t>
+            </w:r>
+            <w:r>
+              <w:rPr>
+                <w:rFonts w:cs="BRH Devanagari Extra"/>
+                <w:color w:val="000000"/>
+                <w:szCs w:val="40"/>
+                <w:lang w:val="it-IT"/>
+              </w:rPr>
+              <w:t>2</w:t>
+            </w:r>
+            <w:r>
+              <w:rPr>
+                <w:rFonts w:ascii="BRH Devanagari Extra" w:hAnsi="BRH Devanagari Extra" w:cs="BRH Devanagari Extra"/>
+                <w:color w:val="000000"/>
+                <w:sz w:val="32"/>
+                <w:szCs w:val="40"/>
+                <w:lang w:val="it-IT"/>
+              </w:rPr>
+              <w:t>(</w:t>
+            </w:r>
+            <w:r>
+              <w:rPr>
+                <w:rFonts w:cs="BRH Devanagari Extra"/>
+                <w:color w:val="000000"/>
+                <w:szCs w:val="40"/>
+                <w:lang w:val="it-IT"/>
+              </w:rPr>
+              <w:t>41</w:t>
+            </w:r>
+            <w:r>
+              <w:rPr>
+                <w:rFonts w:ascii="BRH Devanagari Extra" w:hAnsi="BRH Devanagari Extra" w:cs="BRH Devanagari Extra"/>
+                <w:color w:val="000000"/>
+                <w:sz w:val="32"/>
+                <w:szCs w:val="40"/>
+                <w:lang w:val="it-IT"/>
+              </w:rPr>
+              <w:t>)-  lÉ</w:t>
+            </w:r>
+            <w:r>
+              <w:rPr>
+                <w:rFonts w:ascii="BRH Malayalam Extra" w:hAnsi="BRH Malayalam Extra" w:cs="BRH Devanagari Extra"/>
+                <w:color w:val="000000"/>
+                <w:szCs w:val="40"/>
+                <w:lang w:val="it-IT"/>
+              </w:rPr>
+              <w:t>–</w:t>
+            </w:r>
+            <w:r>
+              <w:rPr>
+                <w:rFonts w:ascii="BRH Devanagari Extra" w:hAnsi="BRH Devanagari Extra" w:cs="BRH Devanagari Extra"/>
+                <w:color w:val="000000"/>
+                <w:sz w:val="32"/>
+                <w:szCs w:val="40"/>
+                <w:lang w:val="it-IT"/>
+              </w:rPr>
+              <w:t>È ||</w:t>
+            </w:r>
+          </w:p>
+          <w:p>
+            <w:pPr>
+              <w:widowControl w:val="0"/>
+              <w:autoSpaceDE w:val="0"/>
+              <w:autoSpaceDN w:val="0"/>
+              <w:adjustRightInd w:val="0"/>
+              <w:spacing w:before="0" w:line="240" w:lineRule="auto"/>
+              <w:rPr>
+                <w:rFonts w:cs="Latha"/>
+                <w:b/>
+                <w:bCs/>
+                <w:szCs w:val="28"/>
+                <w:cs/>
+                <w:lang w:val="it-IT" w:bidi="ta-IN"/>
+              </w:rPr>
+            </w:pPr>
+            <w:r>
+              <w:rPr>
+                <w:rFonts w:ascii="BRH Devanagari Extra" w:hAnsi="BRH Devanagari Extra" w:cs="BRH Devanagari Extra"/>
+                <w:color w:val="000000"/>
+                <w:sz w:val="32"/>
+                <w:szCs w:val="40"/>
+                <w:lang w:val="it-IT"/>
+              </w:rPr>
+              <w:t>lÉ</w:t>
+            </w:r>
+            <w:r>
+              <w:rPr>
+                <w:rFonts w:ascii="BRH Malayalam Extra" w:hAnsi="BRH Malayalam Extra" w:cs="BRH Devanagari Extra"/>
+                <w:color w:val="000000"/>
+                <w:szCs w:val="40"/>
+                <w:lang w:val="it-IT"/>
+              </w:rPr>
+              <w:t>–</w:t>
+            </w:r>
+            <w:r>
+              <w:rPr>
+                <w:rFonts w:ascii="BRH Devanagari Extra" w:hAnsi="BRH Devanagari Extra" w:cs="BRH Devanagari Extra"/>
+                <w:color w:val="000000"/>
+                <w:sz w:val="32"/>
+                <w:szCs w:val="40"/>
+                <w:lang w:val="it-IT"/>
+              </w:rPr>
+              <w:t xml:space="preserve"> CÌiÉþ </w:t>
+            </w:r>
+            <w:r>
+              <w:rPr>
+                <w:rFonts w:ascii="BRH Devanagari Extra" w:hAnsi="BRH Devanagari Extra" w:cs="BRH Devanagari Extra"/>
+                <w:color w:val="000000"/>
+                <w:sz w:val="32"/>
+                <w:szCs w:val="40"/>
+                <w:highlight w:val="yellow"/>
+                <w:lang w:val="it-IT"/>
+              </w:rPr>
+              <w:t>lÉ</w:t>
+            </w:r>
+            <w:r>
+              <w:rPr>
+                <w:rFonts w:ascii="BRH Malayalam Extra" w:hAnsi="BRH Malayalam Extra" w:cs="BRH Devanagari Extra"/>
+                <w:color w:val="000000"/>
+                <w:szCs w:val="40"/>
+                <w:highlight w:val="yellow"/>
+                <w:lang w:val="it-IT"/>
+              </w:rPr>
+              <w:t>–</w:t>
+            </w:r>
+            <w:r>
+              <w:rPr>
+                <w:rFonts w:ascii="BRH Devanagari Extra" w:hAnsi="BRH Devanagari Extra" w:cs="BRH Devanagari Extra"/>
+                <w:color w:val="000000"/>
+                <w:sz w:val="32"/>
+                <w:szCs w:val="40"/>
+                <w:highlight w:val="yellow"/>
+                <w:lang w:val="it-IT"/>
+              </w:rPr>
+              <w:t>È</w:t>
+            </w:r>
+            <w:r>
+              <w:rPr>
+                <w:rFonts w:ascii="BRH Devanagari Extra" w:hAnsi="BRH Devanagari Extra" w:cs="BRH Devanagari Extra"/>
+                <w:color w:val="000000"/>
+                <w:sz w:val="32"/>
+                <w:szCs w:val="40"/>
+                <w:lang w:val="it-IT"/>
+              </w:rPr>
+              <w:t xml:space="preserve"> | </w:t>
+            </w:r>
+          </w:p>
+        </w:tc>
+        <w:tc>
+          <w:tcPr>
+            <w:tcW w:w="7371" w:type="dxa"/>
+          </w:tcPr>
+          <w:p>
+            <w:pPr>
+              <w:widowControl w:val="0"/>
+              <w:autoSpaceDE w:val="0"/>
+              <w:autoSpaceDN w:val="0"/>
+              <w:adjustRightInd w:val="0"/>
+              <w:spacing w:before="0" w:line="240" w:lineRule="auto"/>
+              <w:rPr>
+                <w:rFonts w:ascii="BRH Devanagari Extra" w:hAnsi="BRH Devanagari Extra" w:cs="BRH Devanagari Extra"/>
+                <w:color w:val="000000"/>
+                <w:sz w:val="32"/>
+                <w:szCs w:val="40"/>
+                <w:lang w:val="it-IT"/>
+              </w:rPr>
+            </w:pPr>
+            <w:r>
+              <w:rPr>
+                <w:rFonts w:cs="BRH Devanagari Extra"/>
+                <w:color w:val="000000"/>
+                <w:szCs w:val="40"/>
+                <w:lang w:val="it-IT"/>
+              </w:rPr>
+              <w:t>48</w:t>
+            </w:r>
+            <w:r>
+              <w:rPr>
+                <w:rFonts w:ascii="BRH Devanagari Extra" w:hAnsi="BRH Devanagari Extra" w:cs="BRH Devanagari Extra"/>
+                <w:color w:val="000000"/>
+                <w:sz w:val="32"/>
+                <w:szCs w:val="40"/>
+                <w:lang w:val="it-IT"/>
+              </w:rPr>
+              <w:t>)</w:t>
+            </w:r>
+            <w:r>
+              <w:rPr>
+                <w:rFonts w:ascii="BRH Devanagari Extra" w:hAnsi="BRH Devanagari Extra" w:cs="BRH Devanagari Extra"/>
+                <w:color w:val="000000"/>
+                <w:sz w:val="32"/>
+                <w:szCs w:val="40"/>
+                <w:lang w:val="it-IT"/>
+              </w:rPr>
+              <w:tab/>
+            </w:r>
+            <w:r>
+              <w:rPr>
+                <w:rFonts w:cs="BRH Devanagari Extra"/>
+                <w:color w:val="000000"/>
+                <w:szCs w:val="40"/>
+                <w:lang w:val="it-IT"/>
+              </w:rPr>
+              <w:t>1</w:t>
+            </w:r>
+            <w:r>
+              <w:rPr>
+                <w:rFonts w:ascii="BRH Devanagari Extra" w:hAnsi="BRH Devanagari Extra" w:cs="BRH Devanagari Extra"/>
+                <w:color w:val="000000"/>
+                <w:sz w:val="32"/>
+                <w:szCs w:val="40"/>
+                <w:lang w:val="it-IT"/>
+              </w:rPr>
+              <w:t>.</w:t>
+            </w:r>
+            <w:r>
+              <w:rPr>
+                <w:rFonts w:cs="BRH Devanagari Extra"/>
+                <w:color w:val="000000"/>
+                <w:szCs w:val="40"/>
+                <w:lang w:val="it-IT"/>
+              </w:rPr>
+              <w:t>6</w:t>
+            </w:r>
+            <w:r>
+              <w:rPr>
+                <w:rFonts w:ascii="BRH Devanagari Extra" w:hAnsi="BRH Devanagari Extra" w:cs="BRH Devanagari Extra"/>
+                <w:color w:val="000000"/>
+                <w:sz w:val="32"/>
+                <w:szCs w:val="40"/>
+                <w:lang w:val="it-IT"/>
+              </w:rPr>
+              <w:t>.</w:t>
+            </w:r>
+            <w:r>
+              <w:rPr>
+                <w:rFonts w:cs="BRH Devanagari Extra"/>
+                <w:color w:val="000000"/>
+                <w:szCs w:val="40"/>
+                <w:lang w:val="it-IT"/>
+              </w:rPr>
+              <w:t>6</w:t>
+            </w:r>
+            <w:r>
+              <w:rPr>
+                <w:rFonts w:ascii="BRH Devanagari Extra" w:hAnsi="BRH Devanagari Extra" w:cs="BRH Devanagari Extra"/>
+                <w:color w:val="000000"/>
+                <w:sz w:val="32"/>
+                <w:szCs w:val="40"/>
+                <w:lang w:val="it-IT"/>
+              </w:rPr>
+              <w:t>.</w:t>
+            </w:r>
+            <w:r>
+              <w:rPr>
+                <w:rFonts w:cs="BRH Devanagari Extra"/>
+                <w:color w:val="000000"/>
+                <w:szCs w:val="40"/>
+                <w:lang w:val="it-IT"/>
+              </w:rPr>
+              <w:t>2</w:t>
+            </w:r>
+            <w:r>
+              <w:rPr>
+                <w:rFonts w:ascii="BRH Devanagari Extra" w:hAnsi="BRH Devanagari Extra" w:cs="BRH Devanagari Extra"/>
+                <w:color w:val="000000"/>
+                <w:sz w:val="32"/>
+                <w:szCs w:val="40"/>
+                <w:lang w:val="it-IT"/>
+              </w:rPr>
+              <w:t>(</w:t>
+            </w:r>
+            <w:r>
+              <w:rPr>
+                <w:rFonts w:cs="BRH Devanagari Extra"/>
+                <w:color w:val="000000"/>
+                <w:szCs w:val="40"/>
+                <w:lang w:val="it-IT"/>
+              </w:rPr>
+              <w:t>41</w:t>
+            </w:r>
+            <w:r>
+              <w:rPr>
+                <w:rFonts w:ascii="BRH Devanagari Extra" w:hAnsi="BRH Devanagari Extra" w:cs="BRH Devanagari Extra"/>
+                <w:color w:val="000000"/>
+                <w:sz w:val="32"/>
+                <w:szCs w:val="40"/>
+                <w:lang w:val="it-IT"/>
+              </w:rPr>
+              <w:t>)-  lÉ</w:t>
+            </w:r>
+            <w:r>
+              <w:rPr>
+                <w:rFonts w:ascii="BRH Malayalam Extra" w:hAnsi="BRH Malayalam Extra" w:cs="BRH Devanagari Extra"/>
+                <w:color w:val="000000"/>
+                <w:szCs w:val="40"/>
+                <w:lang w:val="it-IT"/>
+              </w:rPr>
+              <w:t>–</w:t>
+            </w:r>
+            <w:r>
+              <w:rPr>
+                <w:rFonts w:ascii="BRH Devanagari Extra" w:hAnsi="BRH Devanagari Extra" w:cs="BRH Devanagari Extra"/>
+                <w:color w:val="000000"/>
+                <w:sz w:val="32"/>
+                <w:szCs w:val="40"/>
+                <w:lang w:val="it-IT"/>
+              </w:rPr>
+              <w:t>È ||</w:t>
+            </w:r>
+          </w:p>
+          <w:p>
+            <w:pPr>
+              <w:widowControl w:val="0"/>
+              <w:autoSpaceDE w:val="0"/>
+              <w:autoSpaceDN w:val="0"/>
+              <w:adjustRightInd w:val="0"/>
+              <w:spacing w:before="0" w:line="240" w:lineRule="auto"/>
+              <w:rPr>
+                <w:rFonts w:cs="Latha"/>
+                <w:b/>
+                <w:bCs/>
+                <w:szCs w:val="28"/>
+                <w:cs/>
+                <w:lang w:val="it-IT" w:bidi="ta-IN"/>
+              </w:rPr>
+            </w:pPr>
+            <w:r>
+              <w:rPr>
+                <w:rFonts w:ascii="BRH Devanagari Extra" w:hAnsi="BRH Devanagari Extra" w:cs="BRH Devanagari Extra"/>
+                <w:color w:val="000000"/>
+                <w:sz w:val="32"/>
+                <w:szCs w:val="40"/>
+                <w:lang w:val="it-IT"/>
+              </w:rPr>
+              <w:t>lÉ</w:t>
+            </w:r>
+            <w:r>
+              <w:rPr>
+                <w:rFonts w:ascii="BRH Malayalam Extra" w:hAnsi="BRH Malayalam Extra" w:cs="BRH Devanagari Extra"/>
+                <w:color w:val="000000"/>
+                <w:szCs w:val="40"/>
+                <w:lang w:val="it-IT"/>
+              </w:rPr>
+              <w:t>–</w:t>
+            </w:r>
+            <w:r>
+              <w:rPr>
+                <w:rFonts w:ascii="BRH Devanagari Extra" w:hAnsi="BRH Devanagari Extra" w:cs="BRH Devanagari Extra"/>
+                <w:color w:val="000000"/>
+                <w:sz w:val="32"/>
+                <w:szCs w:val="40"/>
+                <w:lang w:val="it-IT"/>
+              </w:rPr>
+              <w:t xml:space="preserve"> CÌiÉþ </w:t>
+            </w:r>
+            <w:r>
+              <w:rPr>
+                <w:rFonts w:ascii="BRH Devanagari Extra" w:hAnsi="BRH Devanagari Extra" w:cs="BRH Devanagari Extra"/>
+                <w:color w:val="000000"/>
+                <w:sz w:val="32"/>
+                <w:szCs w:val="40"/>
+                <w:highlight w:val="green"/>
+                <w:lang w:val="it-IT"/>
+              </w:rPr>
+              <w:t>lÉÈ</w:t>
+            </w:r>
+            <w:r>
+              <w:rPr>
+                <w:rFonts w:ascii="BRH Devanagari Extra" w:hAnsi="BRH Devanagari Extra" w:cs="BRH Devanagari Extra"/>
+                <w:color w:val="000000"/>
+                <w:sz w:val="32"/>
+                <w:szCs w:val="40"/>
+                <w:lang w:val="it-IT"/>
+              </w:rPr>
+              <w:t xml:space="preserve"> | </w:t>
+            </w:r>
+          </w:p>
+        </w:tc>
+      </w:tr>
+    </w:tbl>
+    <w:p>
+      <w:pPr>
+        <w:spacing w:before="0" w:line="240" w:lineRule="auto"/>
+        <w:jc w:val="center"/>
+        <w:rPr>
+          <w:b/>
+          <w:bCs/>
+          <w:sz w:val="32"/>
+          <w:szCs w:val="32"/>
+          <w:u w:val="single"/>
+        </w:rPr>
+      </w:pPr>
+    </w:p>
+    <w:p>
+      <w:pPr>
+        <w:spacing w:before="0" w:line="240" w:lineRule="auto"/>
+        <w:jc w:val="center"/>
+        <w:rPr>
+          <w:b/>
+          <w:bCs/>
+          <w:sz w:val="32"/>
+          <w:szCs w:val="32"/>
+          <w:u w:val="single"/>
+        </w:rPr>
+      </w:pPr>
+    </w:p>
+    <w:p>
+      <w:pPr>
+        <w:spacing w:before="0" w:line="240" w:lineRule="auto"/>
+        <w:jc w:val="center"/>
+        <w:rPr>
+          <w:b/>
+          <w:bCs/>
+          <w:sz w:val="32"/>
+          <w:szCs w:val="32"/>
+          <w:u w:val="single"/>
+        </w:rPr>
+      </w:pPr>
       <w:r>
         <w:rPr>
           <w:b/>
@@ -114,27 +793,7 @@
           <w:sz w:val="28"/>
           <w:szCs w:val="32"/>
         </w:rPr>
-        <w:t>(</w:t>
-      </w:r>
-      <w:proofErr w:type="gramStart"/>
-      <w:r>
-        <w:rPr>
-          <w:b/>
-          <w:bCs/>
-          <w:sz w:val="28"/>
-          <w:szCs w:val="32"/>
-        </w:rPr>
-        <w:t>ignore</w:t>
-      </w:r>
-      <w:proofErr w:type="gramEnd"/>
-      <w:r>
-        <w:rPr>
-          <w:b/>
-          <w:bCs/>
-          <w:sz w:val="28"/>
-          <w:szCs w:val="32"/>
-        </w:rPr>
-        <w:t xml:space="preserve"> those which are already incorporated in your book’s version and date)</w:t>
+        <w:t>(ignore those which are already incorporated in your book’s version and date)</w:t>
       </w:r>
     </w:p>
     <w:tbl>
@@ -1483,7 +2142,16 @@
                 <w:sz w:val="32"/>
                 <w:szCs w:val="40"/>
               </w:rPr>
-              <w:t>l§ÉÉrÉþ rÉ</w:t>
+              <w:t xml:space="preserve">l§ÉÉrÉþ </w:t>
+            </w:r>
+            <w:r>
+              <w:rPr>
+                <w:rFonts w:ascii="BRH Devanagari Extra" w:hAnsi="BRH Devanagari Extra" w:cs="BRH Devanagari Extra"/>
+                <w:sz w:val="32"/>
+                <w:szCs w:val="40"/>
+              </w:rPr>
+              <w:lastRenderedPageBreak/>
+              <w:t>rÉ</w:t>
             </w:r>
             <w:r>
               <w:rPr>
@@ -2152,7 +2820,6 @@
                 <w:rFonts w:cs="BRH Devanagari Extra"/>
                 <w:szCs w:val="40"/>
               </w:rPr>
-              <w:lastRenderedPageBreak/>
               <w:t>40</w:t>
             </w:r>
             <w:r>
@@ -3088,6 +3755,7 @@
                 <w:sz w:val="32"/>
                 <w:szCs w:val="40"/>
               </w:rPr>
+              <w:lastRenderedPageBreak/>
               <w:t>rÉ</w:t>
             </w:r>
             <w:r>
@@ -3720,7 +4388,6 @@
                 <w:rFonts w:cs="BRH Devanagari Extra"/>
                 <w:szCs w:val="40"/>
               </w:rPr>
-              <w:lastRenderedPageBreak/>
               <w:t>40</w:t>
             </w:r>
             <w:r>
@@ -6255,6 +6922,7 @@
                 <w:szCs w:val="40"/>
                 <w:lang w:val="it-IT"/>
               </w:rPr>
+              <w:lastRenderedPageBreak/>
               <w:t>59</w:t>
             </w:r>
             <w:r>
@@ -7215,7 +7883,6 @@
                 <w:rFonts w:cs="BRH Devanagari Extra"/>
                 <w:szCs w:val="40"/>
               </w:rPr>
-              <w:lastRenderedPageBreak/>
               <w:t>9</w:t>
             </w:r>
             <w:r>
@@ -9708,7 +10375,17 @@
                 <w:szCs w:val="40"/>
                 <w:lang w:val="it-IT"/>
               </w:rPr>
-              <w:t>cÉÏlÉÉÿlÉç qÉ ClSìÉ</w:t>
+              <w:t xml:space="preserve">cÉÏlÉÉÿlÉç </w:t>
+            </w:r>
+            <w:r>
+              <w:rPr>
+                <w:rFonts w:ascii="BRH Devanagari Extra" w:hAnsi="BRH Devanagari Extra" w:cs="BRH Devanagari Extra"/>
+                <w:sz w:val="32"/>
+                <w:szCs w:val="40"/>
+                <w:lang w:val="it-IT"/>
+              </w:rPr>
+              <w:lastRenderedPageBreak/>
+              <w:t>qÉ ClSìÉ</w:t>
             </w:r>
             <w:r>
               <w:rPr>
@@ -10213,7 +10890,6 @@
                 <w:szCs w:val="40"/>
                 <w:lang w:val="it-IT"/>
               </w:rPr>
-              <w:lastRenderedPageBreak/>
               <w:t>53</w:t>
             </w:r>
             <w:r>
@@ -11017,6 +11693,7 @@
                 <w:sz w:val="32"/>
                 <w:szCs w:val="40"/>
               </w:rPr>
+              <w:lastRenderedPageBreak/>
               <w:t>qÉ ClSìÉ</w:t>
             </w:r>
             <w:r>
@@ -11476,7 +12153,6 @@
                 <w:rFonts w:cs="BRH Devanagari Extra"/>
                 <w:szCs w:val="40"/>
               </w:rPr>
-              <w:lastRenderedPageBreak/>
               <w:t>53</w:t>
             </w:r>
             <w:r>
@@ -12939,6 +13615,7 @@
                 <w:rFonts w:cs="BRH Devanagari Extra"/>
                 <w:szCs w:val="40"/>
               </w:rPr>
+              <w:lastRenderedPageBreak/>
               <w:t>19</w:t>
             </w:r>
             <w:r>
@@ -13484,7 +14161,6 @@
                 <w:rFonts w:cs="BRH Devanagari Extra"/>
                 <w:szCs w:val="40"/>
               </w:rPr>
-              <w:lastRenderedPageBreak/>
               <w:t>20</w:t>
             </w:r>
             <w:r>
@@ -14823,6 +15499,7 @@
                 <w:rFonts w:cs="BRH Devanagari Extra"/>
                 <w:szCs w:val="40"/>
               </w:rPr>
+              <w:lastRenderedPageBreak/>
               <w:t>19</w:t>
             </w:r>
             <w:r>
@@ -15421,7 +16098,6 @@
                 <w:rFonts w:cs="BRH Devanagari Extra"/>
                 <w:szCs w:val="40"/>
               </w:rPr>
-              <w:lastRenderedPageBreak/>
               <w:t>20</w:t>
             </w:r>
             <w:r>
@@ -17289,6 +17965,7 @@
                 <w:sz w:val="32"/>
                 <w:szCs w:val="40"/>
               </w:rPr>
+              <w:lastRenderedPageBreak/>
               <w:t xml:space="preserve">xÉ </w:t>
             </w:r>
             <w:r>
@@ -17398,6 +18075,7 @@
                 <w:rFonts w:cs="BRH Devanagari Extra"/>
                 <w:szCs w:val="40"/>
               </w:rPr>
+              <w:lastRenderedPageBreak/>
               <w:t>41</w:t>
             </w:r>
             <w:r>
@@ -17543,6 +18221,7 @@
                 <w:sz w:val="32"/>
                 <w:szCs w:val="40"/>
               </w:rPr>
+              <w:lastRenderedPageBreak/>
               <w:t xml:space="preserve">xÉ </w:t>
             </w:r>
             <w:r>
@@ -17656,6 +18335,7 @@
                 <w:szCs w:val="40"/>
                 <w:lang w:val="it-IT"/>
               </w:rPr>
+              <w:lastRenderedPageBreak/>
               <w:t>46</w:t>
             </w:r>
             <w:r>
@@ -18144,7 +18824,6 @@
                 <w:szCs w:val="40"/>
                 <w:lang w:val="it-IT"/>
               </w:rPr>
-              <w:lastRenderedPageBreak/>
               <w:t>14</w:t>
             </w:r>
             <w:r>
@@ -18522,7 +19201,6 @@
                 <w:szCs w:val="40"/>
                 <w:lang w:val="it-IT"/>
               </w:rPr>
-              <w:lastRenderedPageBreak/>
               <w:t>14</w:t>
             </w:r>
             <w:r>
@@ -18908,7 +19586,6 @@
                 <w:szCs w:val="40"/>
                 <w:lang w:val="it-IT"/>
               </w:rPr>
-              <w:lastRenderedPageBreak/>
               <w:t>2</w:t>
             </w:r>
             <w:r>
@@ -19927,6 +20604,7 @@
                 <w:szCs w:val="40"/>
                 <w:lang w:val="it-IT"/>
               </w:rPr>
+              <w:lastRenderedPageBreak/>
               <w:t>AlÉÉþ</w:t>
             </w:r>
             <w:r>
@@ -20463,6 +21141,7 @@
                 <w:szCs w:val="40"/>
                 <w:lang w:val="it-IT"/>
               </w:rPr>
+              <w:lastRenderedPageBreak/>
               <w:t>2</w:t>
             </w:r>
             <w:r>
@@ -21408,6 +22087,7 @@
                 <w:szCs w:val="40"/>
                 <w:lang w:val="it-IT"/>
               </w:rPr>
+              <w:lastRenderedPageBreak/>
               <w:t>AlÉÉþ</w:t>
             </w:r>
             <w:r>
@@ -24453,6 +25133,7 @@
                 <w:rFonts w:cs="BRH Devanagari Extra"/>
                 <w:szCs w:val="40"/>
               </w:rPr>
+              <w:lastRenderedPageBreak/>
               <w:t>31</w:t>
             </w:r>
             <w:r>
@@ -24915,7 +25596,6 @@
                 <w:rFonts w:cs="BRH Devanagari Extra"/>
                 <w:szCs w:val="40"/>
               </w:rPr>
-              <w:lastRenderedPageBreak/>
               <w:t>32</w:t>
             </w:r>
             <w:r>
@@ -26242,7 +26922,6 @@
                 <w:rFonts w:cs="BRH Devanagari Extra"/>
                 <w:szCs w:val="40"/>
               </w:rPr>
-              <w:lastRenderedPageBreak/>
               <w:t>31</w:t>
             </w:r>
             <w:r>
@@ -26658,7 +27337,6 @@
                 <w:rFonts w:cs="BRH Devanagari Extra"/>
                 <w:szCs w:val="40"/>
               </w:rPr>
-              <w:lastRenderedPageBreak/>
               <w:t>32</w:t>
             </w:r>
             <w:r>
@@ -27895,7 +28573,6 @@
                 <w:rFonts w:cs="BRH Devanagari Extra"/>
                 <w:szCs w:val="40"/>
               </w:rPr>
-              <w:lastRenderedPageBreak/>
               <w:t>21</w:t>
             </w:r>
             <w:r>
@@ -28317,6 +28994,7 @@
                 <w:sz w:val="32"/>
                 <w:szCs w:val="40"/>
               </w:rPr>
+              <w:lastRenderedPageBreak/>
               <w:t>A</w:t>
             </w:r>
             <w:r>
@@ -28427,6 +29105,7 @@
                 <w:rFonts w:cs="BRH Devanagari Extra"/>
                 <w:szCs w:val="40"/>
               </w:rPr>
+              <w:lastRenderedPageBreak/>
               <w:t>28</w:t>
             </w:r>
             <w:r>
@@ -28731,7 +29410,6 @@
                 <w:rFonts w:cs="BRH Devanagari Extra"/>
                 <w:szCs w:val="40"/>
               </w:rPr>
-              <w:lastRenderedPageBreak/>
               <w:t>29</w:t>
             </w:r>
             <w:r>
@@ -29078,7 +29756,6 @@
                 <w:rFonts w:cs="BRH Devanagari Extra"/>
                 <w:szCs w:val="40"/>
               </w:rPr>
-              <w:lastRenderedPageBreak/>
               <w:t>28</w:t>
             </w:r>
             <w:r>
@@ -29368,7 +30045,6 @@
                 <w:rFonts w:cs="BRH Devanagari Extra"/>
                 <w:szCs w:val="40"/>
               </w:rPr>
-              <w:lastRenderedPageBreak/>
               <w:t>29</w:t>
             </w:r>
             <w:r>
@@ -29697,7 +30373,6 @@
                 <w:rFonts w:cs="BRH Devanagari Extra"/>
                 <w:szCs w:val="40"/>
               </w:rPr>
-              <w:lastRenderedPageBreak/>
               <w:t>50</w:t>
             </w:r>
             <w:r>
@@ -31251,6 +31926,7 @@
                 <w:rFonts w:cs="BRH Devanagari Extra"/>
                 <w:szCs w:val="40"/>
               </w:rPr>
+              <w:lastRenderedPageBreak/>
               <w:t>53</w:t>
             </w:r>
             <w:r>
@@ -32349,7 +33025,6 @@
                 <w:rFonts w:cs="BRH Devanagari Extra"/>
                 <w:szCs w:val="40"/>
               </w:rPr>
-              <w:lastRenderedPageBreak/>
               <w:t>39</w:t>
             </w:r>
             <w:r>
@@ -32765,7 +33440,6 @@
                 <w:rFonts w:cs="BRH Devanagari Extra"/>
                 <w:szCs w:val="40"/>
               </w:rPr>
-              <w:lastRenderedPageBreak/>
               <w:t>39</w:t>
             </w:r>
             <w:r>
@@ -33121,7 +33795,6 @@
                 <w:rFonts w:cs="BRH Devanagari Extra"/>
                 <w:szCs w:val="40"/>
               </w:rPr>
-              <w:lastRenderedPageBreak/>
               <w:t>2</w:t>
             </w:r>
             <w:r>
@@ -34367,6 +35040,7 @@
                 <w:rFonts w:cs="BRH Devanagari Extra"/>
                 <w:szCs w:val="40"/>
               </w:rPr>
+              <w:lastRenderedPageBreak/>
               <w:t>12</w:t>
             </w:r>
             <w:r>
@@ -34485,6 +35159,7 @@
               </w:rPr>
               <w:t>(aqÉç</w:t>
             </w:r>
+            <w:proofErr w:type="gramStart"/>
             <w:r>
               <w:rPr>
                 <w:rFonts w:ascii="BRH Malayalam Extra" w:hAnsi="BRH Malayalam Extra" w:cs="BRH Devanagari Extra"/>
@@ -34500,6 +35175,7 @@
               </w:rPr>
               <w:t>)WûÉå</w:t>
             </w:r>
+            <w:proofErr w:type="gramEnd"/>
             <w:r>
               <w:rPr>
                 <w:rFonts w:ascii="BRH Malayalam Extra" w:hAnsi="BRH Malayalam Extra" w:cs="BRH Devanagari Extra"/>
@@ -34966,6 +35642,7 @@
               </w:rPr>
               <w:t>(aqÉç</w:t>
             </w:r>
+            <w:proofErr w:type="gramStart"/>
             <w:r>
               <w:rPr>
                 <w:rFonts w:ascii="BRH Malayalam Extra" w:hAnsi="BRH Malayalam Extra" w:cs="BRH Devanagari Extra"/>
@@ -34981,6 +35658,7 @@
               </w:rPr>
               <w:t>)WûÉå</w:t>
             </w:r>
+            <w:proofErr w:type="gramEnd"/>
             <w:r>
               <w:rPr>
                 <w:rFonts w:ascii="BRH Malayalam Extra" w:hAnsi="BRH Malayalam Extra" w:cs="BRH Devanagari Extra"/>
@@ -35807,7 +36485,6 @@
           <w:szCs w:val="32"/>
           <w:u w:val="single"/>
         </w:rPr>
-        <w:lastRenderedPageBreak/>
         <w:t>TS Ghanam – TS 1.</w:t>
       </w:r>
       <w:r>
@@ -35881,27 +36558,7 @@
           <w:sz w:val="28"/>
           <w:szCs w:val="32"/>
         </w:rPr>
-        <w:t>(</w:t>
-      </w:r>
-      <w:proofErr w:type="gramStart"/>
-      <w:r>
-        <w:rPr>
-          <w:b/>
-          <w:bCs/>
-          <w:sz w:val="28"/>
-          <w:szCs w:val="32"/>
-        </w:rPr>
-        <w:t>ignore</w:t>
-      </w:r>
-      <w:proofErr w:type="gramEnd"/>
-      <w:r>
-        <w:rPr>
-          <w:b/>
-          <w:bCs/>
-          <w:sz w:val="28"/>
-          <w:szCs w:val="32"/>
-        </w:rPr>
-        <w:t xml:space="preserve"> those which are already incorporated in your book’s version and date)</w:t>
+        <w:t>(ignore those which are already incorporated in your book’s version and date)</w:t>
       </w:r>
     </w:p>
     <w:tbl>
@@ -36173,7 +36830,7 @@
 </file>
 
 <file path=word/endnotes.xml><?xml version="1.0" encoding="utf-8"?>
-<w:endnotes xmlns:wpc="http://schemas.microsoft.com/office/word/2010/wordprocessingCanvas" xmlns:cx="http://schemas.microsoft.com/office/drawing/2014/chartex" xmlns:cx1="http://schemas.microsoft.com/office/drawing/2015/9/8/chartex" xmlns:cx2="http://schemas.microsoft.com/office/drawing/2015/10/21/chartex" xmlns:cx3="http://schemas.microsoft.com/office/drawing/2016/5/9/chartex" xmlns:cx4="http://schemas.microsoft.com/office/drawing/2016/5/10/chartex" xmlns:cx5="http://schemas.microsoft.com/office/drawing/2016/5/11/chartex" xmlns:cx6="http://schemas.microsoft.com/office/drawing/2016/5/12/chartex" xmlns:cx7="http://schemas.microsoft.com/office/drawing/2016/5/13/chartex" xmlns:cx8="http://schemas.microsoft.com/office/drawing/2016/5/14/chartex" xmlns:mc="http://schemas.openxmlformats.org/markup-compatibility/2006" xmlns:aink="http://schemas.microsoft.com/office/drawing/2016/ink" xmlns:am3d="http://schemas.microsoft.com/office/drawing/2017/model3d" xmlns:o="urn:schemas-microsoft-com:office:office" xmlns:oel="http://schemas.microsoft.com/office/2019/extlst" xmlns:r="http://schemas.openxmlformats.org/officeDocument/2006/relationships" xmlns:m="http://schemas.openxmlformats.org/officeDocument/2006/math" xmlns:v="urn:schemas-microsoft-com:vml" xmlns:wp14="http://schemas.microsoft.com/office/word/2010/wordprocessingDrawing" xmlns:wp="http://schemas.openxmlformats.org/drawingml/2006/wordprocessingDrawing" xmlns:w10="urn:schemas-microsoft-com:office:word" xmlns:w="http://schemas.openxmlformats.org/wordprocessingml/2006/main" xmlns:w14="http://schemas.microsoft.com/office/word/2010/wordml" xmlns:w15="http://schemas.microsoft.com/office/word/2012/wordml" xmlns:w16cex="http://schemas.microsoft.com/office/word/2018/wordml/cex" xmlns:w16cid="http://schemas.microsoft.com/office/word/2016/wordml/cid" xmlns:w16="http://schemas.microsoft.com/office/word/2018/wordml" xmlns:w16sdtdh="http://schemas.microsoft.com/office/word/2020/wordml/sdtdatahash" xmlns:w16se="http://schemas.microsoft.com/office/word/2015/wordml/symex" xmlns:wpg="http://schemas.microsoft.com/office/word/2010/wordprocessingGroup" xmlns:wpi="http://schemas.microsoft.com/office/word/2010/wordprocessingInk" xmlns:wne="http://schemas.microsoft.com/office/word/2006/wordml" xmlns:wps="http://schemas.microsoft.com/office/word/2010/wordprocessingShape" mc:Ignorable="w14 w15 w16se w16cid w16 w16cex w16sdtdh wp14">
+<w:endnotes xmlns:wpc="http://schemas.microsoft.com/office/word/2010/wordprocessingCanvas" xmlns:cx="http://schemas.microsoft.com/office/drawing/2014/chartex" xmlns:cx1="http://schemas.microsoft.com/office/drawing/2015/9/8/chartex" xmlns:cx2="http://schemas.microsoft.com/office/drawing/2015/10/21/chartex" xmlns:cx3="http://schemas.microsoft.com/office/drawing/2016/5/9/chartex" xmlns:cx4="http://schemas.microsoft.com/office/drawing/2016/5/10/chartex" xmlns:cx5="http://schemas.microsoft.com/office/drawing/2016/5/11/chartex" xmlns:cx6="http://schemas.microsoft.com/office/drawing/2016/5/12/chartex" xmlns:cx7="http://schemas.microsoft.com/office/drawing/2016/5/13/chartex" xmlns:cx8="http://schemas.microsoft.com/office/drawing/2016/5/14/chartex" xmlns:mc="http://schemas.openxmlformats.org/markup-compatibility/2006" xmlns:aink="http://schemas.microsoft.com/office/drawing/2016/ink" xmlns:am3d="http://schemas.microsoft.com/office/drawing/2017/model3d" xmlns:o="urn:schemas-microsoft-com:office:office" xmlns:oel="http://schemas.microsoft.com/office/2019/extlst" xmlns:r="http://schemas.openxmlformats.org/officeDocument/2006/relationships" xmlns:m="http://schemas.openxmlformats.org/officeDocument/2006/math" xmlns:v="urn:schemas-microsoft-com:vml" xmlns:wp14="http://schemas.microsoft.com/office/word/2010/wordprocessingDrawing" xmlns:wp="http://schemas.openxmlformats.org/drawingml/2006/wordprocessingDrawing" xmlns:w10="urn:schemas-microsoft-com:office:word" xmlns:w="http://schemas.openxmlformats.org/wordprocessingml/2006/main" xmlns:w14="http://schemas.microsoft.com/office/word/2010/wordml" xmlns:w15="http://schemas.microsoft.com/office/word/2012/wordml" xmlns:w16cex="http://schemas.microsoft.com/office/word/2018/wordml/cex" xmlns:w16cid="http://schemas.microsoft.com/office/word/2016/wordml/cid" xmlns:w16="http://schemas.microsoft.com/office/word/2018/wordml" xmlns:w16du="http://schemas.microsoft.com/office/word/2023/wordml/word16du" xmlns:w16sdtdh="http://schemas.microsoft.com/office/word/2020/wordml/sdtdatahash" xmlns:w16sdtfl="http://schemas.microsoft.com/office/word/2024/wordml/sdtformatlock" xmlns:w16se="http://schemas.microsoft.com/office/word/2015/wordml/symex" xmlns:wpg="http://schemas.microsoft.com/office/word/2010/wordprocessingGroup" xmlns:wpi="http://schemas.microsoft.com/office/word/2010/wordprocessingInk" xmlns:wne="http://schemas.microsoft.com/office/word/2006/wordml" xmlns:wps="http://schemas.microsoft.com/office/word/2010/wordprocessingShape" mc:Ignorable="w14 w15 w16se w16cid w16 w16cex w16sdtdh w16sdtfl w16du wp14">
   <w:endnote w:type="separator" w:id="-1">
     <w:p>
       <w:pPr>
@@ -36198,7 +36855,7 @@
 </file>
 
 <file path=word/footer1.xml><?xml version="1.0" encoding="utf-8"?>
-<w:ftr xmlns:wpc="http://schemas.microsoft.com/office/word/2010/wordprocessingCanvas" xmlns:cx="http://schemas.microsoft.com/office/drawing/2014/chartex" xmlns:cx1="http://schemas.microsoft.com/office/drawing/2015/9/8/chartex" xmlns:cx2="http://schemas.microsoft.com/office/drawing/2015/10/21/chartex" xmlns:cx3="http://schemas.microsoft.com/office/drawing/2016/5/9/chartex" xmlns:cx4="http://schemas.microsoft.com/office/drawing/2016/5/10/chartex" xmlns:cx5="http://schemas.microsoft.com/office/drawing/2016/5/11/chartex" xmlns:cx6="http://schemas.microsoft.com/office/drawing/2016/5/12/chartex" xmlns:cx7="http://schemas.microsoft.com/office/drawing/2016/5/13/chartex" xmlns:cx8="http://schemas.microsoft.com/office/drawing/2016/5/14/chartex" xmlns:mc="http://schemas.openxmlformats.org/markup-compatibility/2006" xmlns:aink="http://schemas.microsoft.com/office/drawing/2016/ink" xmlns:am3d="http://schemas.microsoft.com/office/drawing/2017/model3d" xmlns:o="urn:schemas-microsoft-com:office:office" xmlns:oel="http://schemas.microsoft.com/office/2019/extlst" xmlns:r="http://schemas.openxmlformats.org/officeDocument/2006/relationships" xmlns:m="http://schemas.openxmlformats.org/officeDocument/2006/math" xmlns:v="urn:schemas-microsoft-com:vml" xmlns:wp14="http://schemas.microsoft.com/office/word/2010/wordprocessingDrawing" xmlns:wp="http://schemas.openxmlformats.org/drawingml/2006/wordprocessingDrawing" xmlns:w10="urn:schemas-microsoft-com:office:word" xmlns:w="http://schemas.openxmlformats.org/wordprocessingml/2006/main" xmlns:w14="http://schemas.microsoft.com/office/word/2010/wordml" xmlns:w15="http://schemas.microsoft.com/office/word/2012/wordml" xmlns:w16cex="http://schemas.microsoft.com/office/word/2018/wordml/cex" xmlns:w16cid="http://schemas.microsoft.com/office/word/2016/wordml/cid" xmlns:w16="http://schemas.microsoft.com/office/word/2018/wordml" xmlns:w16sdtdh="http://schemas.microsoft.com/office/word/2020/wordml/sdtdatahash" xmlns:w16se="http://schemas.microsoft.com/office/word/2015/wordml/symex" xmlns:wpg="http://schemas.microsoft.com/office/word/2010/wordprocessingGroup" xmlns:wpi="http://schemas.microsoft.com/office/word/2010/wordprocessingInk" xmlns:wne="http://schemas.microsoft.com/office/word/2006/wordml" xmlns:wps="http://schemas.microsoft.com/office/word/2010/wordprocessingShape" mc:Ignorable="w14 w15 w16se w16cid w16 w16cex w16sdtdh wp14">
+<w:ftr xmlns:wpc="http://schemas.microsoft.com/office/word/2010/wordprocessingCanvas" xmlns:cx="http://schemas.microsoft.com/office/drawing/2014/chartex" xmlns:cx1="http://schemas.microsoft.com/office/drawing/2015/9/8/chartex" xmlns:cx2="http://schemas.microsoft.com/office/drawing/2015/10/21/chartex" xmlns:cx3="http://schemas.microsoft.com/office/drawing/2016/5/9/chartex" xmlns:cx4="http://schemas.microsoft.com/office/drawing/2016/5/10/chartex" xmlns:cx5="http://schemas.microsoft.com/office/drawing/2016/5/11/chartex" xmlns:cx6="http://schemas.microsoft.com/office/drawing/2016/5/12/chartex" xmlns:cx7="http://schemas.microsoft.com/office/drawing/2016/5/13/chartex" xmlns:cx8="http://schemas.microsoft.com/office/drawing/2016/5/14/chartex" xmlns:mc="http://schemas.openxmlformats.org/markup-compatibility/2006" xmlns:aink="http://schemas.microsoft.com/office/drawing/2016/ink" xmlns:am3d="http://schemas.microsoft.com/office/drawing/2017/model3d" xmlns:o="urn:schemas-microsoft-com:office:office" xmlns:oel="http://schemas.microsoft.com/office/2019/extlst" xmlns:r="http://schemas.openxmlformats.org/officeDocument/2006/relationships" xmlns:m="http://schemas.openxmlformats.org/officeDocument/2006/math" xmlns:v="urn:schemas-microsoft-com:vml" xmlns:wp14="http://schemas.microsoft.com/office/word/2010/wordprocessingDrawing" xmlns:wp="http://schemas.openxmlformats.org/drawingml/2006/wordprocessingDrawing" xmlns:w10="urn:schemas-microsoft-com:office:word" xmlns:w="http://schemas.openxmlformats.org/wordprocessingml/2006/main" xmlns:w14="http://schemas.microsoft.com/office/word/2010/wordml" xmlns:w15="http://schemas.microsoft.com/office/word/2012/wordml" xmlns:w16cex="http://schemas.microsoft.com/office/word/2018/wordml/cex" xmlns:w16cid="http://schemas.microsoft.com/office/word/2016/wordml/cid" xmlns:w16="http://schemas.microsoft.com/office/word/2018/wordml" xmlns:w16du="http://schemas.microsoft.com/office/word/2023/wordml/word16du" xmlns:w16sdtdh="http://schemas.microsoft.com/office/word/2020/wordml/sdtdatahash" xmlns:w16sdtfl="http://schemas.microsoft.com/office/word/2024/wordml/sdtformatlock" xmlns:w16se="http://schemas.microsoft.com/office/word/2015/wordml/symex" xmlns:wpg="http://schemas.microsoft.com/office/word/2010/wordprocessingGroup" xmlns:wpi="http://schemas.microsoft.com/office/word/2010/wordprocessingInk" xmlns:wne="http://schemas.microsoft.com/office/word/2006/wordml" xmlns:wps="http://schemas.microsoft.com/office/word/2010/wordprocessingShape" mc:Ignorable="w14 w15 w16se w16cid w16 w16cex w16sdtdh w16sdtfl w16du wp14">
   <w:p>
     <w:pPr>
       <w:pBdr>
@@ -36380,7 +37037,7 @@
 </file>
 
 <file path=word/footer2.xml><?xml version="1.0" encoding="utf-8"?>
-<w:ftr xmlns:wpc="http://schemas.microsoft.com/office/word/2010/wordprocessingCanvas" xmlns:cx="http://schemas.microsoft.com/office/drawing/2014/chartex" xmlns:cx1="http://schemas.microsoft.com/office/drawing/2015/9/8/chartex" xmlns:cx2="http://schemas.microsoft.com/office/drawing/2015/10/21/chartex" xmlns:cx3="http://schemas.microsoft.com/office/drawing/2016/5/9/chartex" xmlns:cx4="http://schemas.microsoft.com/office/drawing/2016/5/10/chartex" xmlns:cx5="http://schemas.microsoft.com/office/drawing/2016/5/11/chartex" xmlns:cx6="http://schemas.microsoft.com/office/drawing/2016/5/12/chartex" xmlns:cx7="http://schemas.microsoft.com/office/drawing/2016/5/13/chartex" xmlns:cx8="http://schemas.microsoft.com/office/drawing/2016/5/14/chartex" xmlns:mc="http://schemas.openxmlformats.org/markup-compatibility/2006" xmlns:aink="http://schemas.microsoft.com/office/drawing/2016/ink" xmlns:am3d="http://schemas.microsoft.com/office/drawing/2017/model3d" xmlns:o="urn:schemas-microsoft-com:office:office" xmlns:oel="http://schemas.microsoft.com/office/2019/extlst" xmlns:r="http://schemas.openxmlformats.org/officeDocument/2006/relationships" xmlns:m="http://schemas.openxmlformats.org/officeDocument/2006/math" xmlns:v="urn:schemas-microsoft-com:vml" xmlns:wp14="http://schemas.microsoft.com/office/word/2010/wordprocessingDrawing" xmlns:wp="http://schemas.openxmlformats.org/drawingml/2006/wordprocessingDrawing" xmlns:w10="urn:schemas-microsoft-com:office:word" xmlns:w="http://schemas.openxmlformats.org/wordprocessingml/2006/main" xmlns:w14="http://schemas.microsoft.com/office/word/2010/wordml" xmlns:w15="http://schemas.microsoft.com/office/word/2012/wordml" xmlns:w16cex="http://schemas.microsoft.com/office/word/2018/wordml/cex" xmlns:w16cid="http://schemas.microsoft.com/office/word/2016/wordml/cid" xmlns:w16="http://schemas.microsoft.com/office/word/2018/wordml" xmlns:w16sdtdh="http://schemas.microsoft.com/office/word/2020/wordml/sdtdatahash" xmlns:w16se="http://schemas.microsoft.com/office/word/2015/wordml/symex" xmlns:wpg="http://schemas.microsoft.com/office/word/2010/wordprocessingGroup" xmlns:wpi="http://schemas.microsoft.com/office/word/2010/wordprocessingInk" xmlns:wne="http://schemas.microsoft.com/office/word/2006/wordml" xmlns:wps="http://schemas.microsoft.com/office/word/2010/wordprocessingShape" mc:Ignorable="w14 w15 w16se w16cid w16 w16cex w16sdtdh wp14">
+<w:ftr xmlns:wpc="http://schemas.microsoft.com/office/word/2010/wordprocessingCanvas" xmlns:cx="http://schemas.microsoft.com/office/drawing/2014/chartex" xmlns:cx1="http://schemas.microsoft.com/office/drawing/2015/9/8/chartex" xmlns:cx2="http://schemas.microsoft.com/office/drawing/2015/10/21/chartex" xmlns:cx3="http://schemas.microsoft.com/office/drawing/2016/5/9/chartex" xmlns:cx4="http://schemas.microsoft.com/office/drawing/2016/5/10/chartex" xmlns:cx5="http://schemas.microsoft.com/office/drawing/2016/5/11/chartex" xmlns:cx6="http://schemas.microsoft.com/office/drawing/2016/5/12/chartex" xmlns:cx7="http://schemas.microsoft.com/office/drawing/2016/5/13/chartex" xmlns:cx8="http://schemas.microsoft.com/office/drawing/2016/5/14/chartex" xmlns:mc="http://schemas.openxmlformats.org/markup-compatibility/2006" xmlns:aink="http://schemas.microsoft.com/office/drawing/2016/ink" xmlns:am3d="http://schemas.microsoft.com/office/drawing/2017/model3d" xmlns:o="urn:schemas-microsoft-com:office:office" xmlns:oel="http://schemas.microsoft.com/office/2019/extlst" xmlns:r="http://schemas.openxmlformats.org/officeDocument/2006/relationships" xmlns:m="http://schemas.openxmlformats.org/officeDocument/2006/math" xmlns:v="urn:schemas-microsoft-com:vml" xmlns:wp14="http://schemas.microsoft.com/office/word/2010/wordprocessingDrawing" xmlns:wp="http://schemas.openxmlformats.org/drawingml/2006/wordprocessingDrawing" xmlns:w10="urn:schemas-microsoft-com:office:word" xmlns:w="http://schemas.openxmlformats.org/wordprocessingml/2006/main" xmlns:w14="http://schemas.microsoft.com/office/word/2010/wordml" xmlns:w15="http://schemas.microsoft.com/office/word/2012/wordml" xmlns:w16cex="http://schemas.microsoft.com/office/word/2018/wordml/cex" xmlns:w16cid="http://schemas.microsoft.com/office/word/2016/wordml/cid" xmlns:w16="http://schemas.microsoft.com/office/word/2018/wordml" xmlns:w16du="http://schemas.microsoft.com/office/word/2023/wordml/word16du" xmlns:w16sdtdh="http://schemas.microsoft.com/office/word/2020/wordml/sdtdatahash" xmlns:w16sdtfl="http://schemas.microsoft.com/office/word/2024/wordml/sdtformatlock" xmlns:w16se="http://schemas.microsoft.com/office/word/2015/wordml/symex" xmlns:wpg="http://schemas.microsoft.com/office/word/2010/wordprocessingGroup" xmlns:wpi="http://schemas.microsoft.com/office/word/2010/wordprocessingInk" xmlns:wne="http://schemas.microsoft.com/office/word/2006/wordml" xmlns:wps="http://schemas.microsoft.com/office/word/2010/wordprocessingShape" mc:Ignorable="w14 w15 w16se w16cid w16 w16cex w16sdtdh w16sdtfl w16du wp14">
   <w:p>
     <w:pPr>
       <w:pBdr>
@@ -36586,7 +37243,7 @@
 </file>
 
 <file path=word/footnotes.xml><?xml version="1.0" encoding="utf-8"?>
-<w:footnotes xmlns:wpc="http://schemas.microsoft.com/office/word/2010/wordprocessingCanvas" xmlns:cx="http://schemas.microsoft.com/office/drawing/2014/chartex" xmlns:cx1="http://schemas.microsoft.com/office/drawing/2015/9/8/chartex" xmlns:cx2="http://schemas.microsoft.com/office/drawing/2015/10/21/chartex" xmlns:cx3="http://schemas.microsoft.com/office/drawing/2016/5/9/chartex" xmlns:cx4="http://schemas.microsoft.com/office/drawing/2016/5/10/chartex" xmlns:cx5="http://schemas.microsoft.com/office/drawing/2016/5/11/chartex" xmlns:cx6="http://schemas.microsoft.com/office/drawing/2016/5/12/chartex" xmlns:cx7="http://schemas.microsoft.com/office/drawing/2016/5/13/chartex" xmlns:cx8="http://schemas.microsoft.com/office/drawing/2016/5/14/chartex" xmlns:mc="http://schemas.openxmlformats.org/markup-compatibility/2006" xmlns:aink="http://schemas.microsoft.com/office/drawing/2016/ink" xmlns:am3d="http://schemas.microsoft.com/office/drawing/2017/model3d" xmlns:o="urn:schemas-microsoft-com:office:office" xmlns:oel="http://schemas.microsoft.com/office/2019/extlst" xmlns:r="http://schemas.openxmlformats.org/officeDocument/2006/relationships" xmlns:m="http://schemas.openxmlformats.org/officeDocument/2006/math" xmlns:v="urn:schemas-microsoft-com:vml" xmlns:wp14="http://schemas.microsoft.com/office/word/2010/wordprocessingDrawing" xmlns:wp="http://schemas.openxmlformats.org/drawingml/2006/wordprocessingDrawing" xmlns:w10="urn:schemas-microsoft-com:office:word" xmlns:w="http://schemas.openxmlformats.org/wordprocessingml/2006/main" xmlns:w14="http://schemas.microsoft.com/office/word/2010/wordml" xmlns:w15="http://schemas.microsoft.com/office/word/2012/wordml" xmlns:w16cex="http://schemas.microsoft.com/office/word/2018/wordml/cex" xmlns:w16cid="http://schemas.microsoft.com/office/word/2016/wordml/cid" xmlns:w16="http://schemas.microsoft.com/office/word/2018/wordml" xmlns:w16sdtdh="http://schemas.microsoft.com/office/word/2020/wordml/sdtdatahash" xmlns:w16se="http://schemas.microsoft.com/office/word/2015/wordml/symex" xmlns:wpg="http://schemas.microsoft.com/office/word/2010/wordprocessingGroup" xmlns:wpi="http://schemas.microsoft.com/office/word/2010/wordprocessingInk" xmlns:wne="http://schemas.microsoft.com/office/word/2006/wordml" xmlns:wps="http://schemas.microsoft.com/office/word/2010/wordprocessingShape" mc:Ignorable="w14 w15 w16se w16cid w16 w16cex w16sdtdh wp14">
+<w:footnotes xmlns:wpc="http://schemas.microsoft.com/office/word/2010/wordprocessingCanvas" xmlns:cx="http://schemas.microsoft.com/office/drawing/2014/chartex" xmlns:cx1="http://schemas.microsoft.com/office/drawing/2015/9/8/chartex" xmlns:cx2="http://schemas.microsoft.com/office/drawing/2015/10/21/chartex" xmlns:cx3="http://schemas.microsoft.com/office/drawing/2016/5/9/chartex" xmlns:cx4="http://schemas.microsoft.com/office/drawing/2016/5/10/chartex" xmlns:cx5="http://schemas.microsoft.com/office/drawing/2016/5/11/chartex" xmlns:cx6="http://schemas.microsoft.com/office/drawing/2016/5/12/chartex" xmlns:cx7="http://schemas.microsoft.com/office/drawing/2016/5/13/chartex" xmlns:cx8="http://schemas.microsoft.com/office/drawing/2016/5/14/chartex" xmlns:mc="http://schemas.openxmlformats.org/markup-compatibility/2006" xmlns:aink="http://schemas.microsoft.com/office/drawing/2016/ink" xmlns:am3d="http://schemas.microsoft.com/office/drawing/2017/model3d" xmlns:o="urn:schemas-microsoft-com:office:office" xmlns:oel="http://schemas.microsoft.com/office/2019/extlst" xmlns:r="http://schemas.openxmlformats.org/officeDocument/2006/relationships" xmlns:m="http://schemas.openxmlformats.org/officeDocument/2006/math" xmlns:v="urn:schemas-microsoft-com:vml" xmlns:wp14="http://schemas.microsoft.com/office/word/2010/wordprocessingDrawing" xmlns:wp="http://schemas.openxmlformats.org/drawingml/2006/wordprocessingDrawing" xmlns:w10="urn:schemas-microsoft-com:office:word" xmlns:w="http://schemas.openxmlformats.org/wordprocessingml/2006/main" xmlns:w14="http://schemas.microsoft.com/office/word/2010/wordml" xmlns:w15="http://schemas.microsoft.com/office/word/2012/wordml" xmlns:w16cex="http://schemas.microsoft.com/office/word/2018/wordml/cex" xmlns:w16cid="http://schemas.microsoft.com/office/word/2016/wordml/cid" xmlns:w16="http://schemas.microsoft.com/office/word/2018/wordml" xmlns:w16du="http://schemas.microsoft.com/office/word/2023/wordml/word16du" xmlns:w16sdtdh="http://schemas.microsoft.com/office/word/2020/wordml/sdtdatahash" xmlns:w16sdtfl="http://schemas.microsoft.com/office/word/2024/wordml/sdtformatlock" xmlns:w16se="http://schemas.microsoft.com/office/word/2015/wordml/symex" xmlns:wpg="http://schemas.microsoft.com/office/word/2010/wordprocessingGroup" xmlns:wpi="http://schemas.microsoft.com/office/word/2010/wordprocessingInk" xmlns:wne="http://schemas.microsoft.com/office/word/2006/wordml" xmlns:wps="http://schemas.microsoft.com/office/word/2010/wordprocessingShape" mc:Ignorable="w14 w15 w16se w16cid w16 w16cex w16sdtdh w16sdtfl w16du wp14">
   <w:footnote w:type="separator" w:id="-1">
     <w:p>
       <w:pPr>
@@ -36611,7 +37268,7 @@
 </file>
 
 <file path=word/header1.xml><?xml version="1.0" encoding="utf-8"?>
-<w:hdr xmlns:wpc="http://schemas.microsoft.com/office/word/2010/wordprocessingCanvas" xmlns:cx="http://schemas.microsoft.com/office/drawing/2014/chartex" xmlns:cx1="http://schemas.microsoft.com/office/drawing/2015/9/8/chartex" xmlns:cx2="http://schemas.microsoft.com/office/drawing/2015/10/21/chartex" xmlns:cx3="http://schemas.microsoft.com/office/drawing/2016/5/9/chartex" xmlns:cx4="http://schemas.microsoft.com/office/drawing/2016/5/10/chartex" xmlns:cx5="http://schemas.microsoft.com/office/drawing/2016/5/11/chartex" xmlns:cx6="http://schemas.microsoft.com/office/drawing/2016/5/12/chartex" xmlns:cx7="http://schemas.microsoft.com/office/drawing/2016/5/13/chartex" xmlns:cx8="http://schemas.microsoft.com/office/drawing/2016/5/14/chartex" xmlns:mc="http://schemas.openxmlformats.org/markup-compatibility/2006" xmlns:aink="http://schemas.microsoft.com/office/drawing/2016/ink" xmlns:am3d="http://schemas.microsoft.com/office/drawing/2017/model3d" xmlns:o="urn:schemas-microsoft-com:office:office" xmlns:oel="http://schemas.microsoft.com/office/2019/extlst" xmlns:r="http://schemas.openxmlformats.org/officeDocument/2006/relationships" xmlns:m="http://schemas.openxmlformats.org/officeDocument/2006/math" xmlns:v="urn:schemas-microsoft-com:vml" xmlns:wp14="http://schemas.microsoft.com/office/word/2010/wordprocessingDrawing" xmlns:wp="http://schemas.openxmlformats.org/drawingml/2006/wordprocessingDrawing" xmlns:w10="urn:schemas-microsoft-com:office:word" xmlns:w="http://schemas.openxmlformats.org/wordprocessingml/2006/main" xmlns:w14="http://schemas.microsoft.com/office/word/2010/wordml" xmlns:w15="http://schemas.microsoft.com/office/word/2012/wordml" xmlns:w16cex="http://schemas.microsoft.com/office/word/2018/wordml/cex" xmlns:w16cid="http://schemas.microsoft.com/office/word/2016/wordml/cid" xmlns:w16="http://schemas.microsoft.com/office/word/2018/wordml" xmlns:w16sdtdh="http://schemas.microsoft.com/office/word/2020/wordml/sdtdatahash" xmlns:w16se="http://schemas.microsoft.com/office/word/2015/wordml/symex" xmlns:wpg="http://schemas.microsoft.com/office/word/2010/wordprocessingGroup" xmlns:wpi="http://schemas.microsoft.com/office/word/2010/wordprocessingInk" xmlns:wne="http://schemas.microsoft.com/office/word/2006/wordml" xmlns:wps="http://schemas.microsoft.com/office/word/2010/wordprocessingShape" mc:Ignorable="w14 w15 w16se w16cid w16 w16cex w16sdtdh wp14">
+<w:hdr xmlns:wpc="http://schemas.microsoft.com/office/word/2010/wordprocessingCanvas" xmlns:cx="http://schemas.microsoft.com/office/drawing/2014/chartex" xmlns:cx1="http://schemas.microsoft.com/office/drawing/2015/9/8/chartex" xmlns:cx2="http://schemas.microsoft.com/office/drawing/2015/10/21/chartex" xmlns:cx3="http://schemas.microsoft.com/office/drawing/2016/5/9/chartex" xmlns:cx4="http://schemas.microsoft.com/office/drawing/2016/5/10/chartex" xmlns:cx5="http://schemas.microsoft.com/office/drawing/2016/5/11/chartex" xmlns:cx6="http://schemas.microsoft.com/office/drawing/2016/5/12/chartex" xmlns:cx7="http://schemas.microsoft.com/office/drawing/2016/5/13/chartex" xmlns:cx8="http://schemas.microsoft.com/office/drawing/2016/5/14/chartex" xmlns:mc="http://schemas.openxmlformats.org/markup-compatibility/2006" xmlns:aink="http://schemas.microsoft.com/office/drawing/2016/ink" xmlns:am3d="http://schemas.microsoft.com/office/drawing/2017/model3d" xmlns:o="urn:schemas-microsoft-com:office:office" xmlns:oel="http://schemas.microsoft.com/office/2019/extlst" xmlns:r="http://schemas.openxmlformats.org/officeDocument/2006/relationships" xmlns:m="http://schemas.openxmlformats.org/officeDocument/2006/math" xmlns:v="urn:schemas-microsoft-com:vml" xmlns:wp14="http://schemas.microsoft.com/office/word/2010/wordprocessingDrawing" xmlns:wp="http://schemas.openxmlformats.org/drawingml/2006/wordprocessingDrawing" xmlns:w10="urn:schemas-microsoft-com:office:word" xmlns:w="http://schemas.openxmlformats.org/wordprocessingml/2006/main" xmlns:w14="http://schemas.microsoft.com/office/word/2010/wordml" xmlns:w15="http://schemas.microsoft.com/office/word/2012/wordml" xmlns:w16cex="http://schemas.microsoft.com/office/word/2018/wordml/cex" xmlns:w16cid="http://schemas.microsoft.com/office/word/2016/wordml/cid" xmlns:w16="http://schemas.microsoft.com/office/word/2018/wordml" xmlns:w16du="http://schemas.microsoft.com/office/word/2023/wordml/word16du" xmlns:w16sdtdh="http://schemas.microsoft.com/office/word/2020/wordml/sdtdatahash" xmlns:w16sdtfl="http://schemas.microsoft.com/office/word/2024/wordml/sdtformatlock" xmlns:w16se="http://schemas.microsoft.com/office/word/2015/wordml/symex" xmlns:wpg="http://schemas.microsoft.com/office/word/2010/wordprocessingGroup" xmlns:wpi="http://schemas.microsoft.com/office/word/2010/wordprocessingInk" xmlns:wne="http://schemas.microsoft.com/office/word/2006/wordml" xmlns:wps="http://schemas.microsoft.com/office/word/2010/wordprocessingShape" mc:Ignorable="w14 w15 w16se w16cid w16 w16cex w16sdtdh w16sdtfl w16du wp14">
   <w:p>
     <w:pPr>
       <w:pStyle w:val="Header"/>
@@ -36632,7 +37289,7 @@
 </file>
 
 <file path=word/header2.xml><?xml version="1.0" encoding="utf-8"?>
-<w:hdr xmlns:wpc="http://schemas.microsoft.com/office/word/2010/wordprocessingCanvas" xmlns:cx="http://schemas.microsoft.com/office/drawing/2014/chartex" xmlns:cx1="http://schemas.microsoft.com/office/drawing/2015/9/8/chartex" xmlns:cx2="http://schemas.microsoft.com/office/drawing/2015/10/21/chartex" xmlns:cx3="http://schemas.microsoft.com/office/drawing/2016/5/9/chartex" xmlns:cx4="http://schemas.microsoft.com/office/drawing/2016/5/10/chartex" xmlns:cx5="http://schemas.microsoft.com/office/drawing/2016/5/11/chartex" xmlns:cx6="http://schemas.microsoft.com/office/drawing/2016/5/12/chartex" xmlns:cx7="http://schemas.microsoft.com/office/drawing/2016/5/13/chartex" xmlns:cx8="http://schemas.microsoft.com/office/drawing/2016/5/14/chartex" xmlns:mc="http://schemas.openxmlformats.org/markup-compatibility/2006" xmlns:aink="http://schemas.microsoft.com/office/drawing/2016/ink" xmlns:am3d="http://schemas.microsoft.com/office/drawing/2017/model3d" xmlns:o="urn:schemas-microsoft-com:office:office" xmlns:oel="http://schemas.microsoft.com/office/2019/extlst" xmlns:r="http://schemas.openxmlformats.org/officeDocument/2006/relationships" xmlns:m="http://schemas.openxmlformats.org/officeDocument/2006/math" xmlns:v="urn:schemas-microsoft-com:vml" xmlns:wp14="http://schemas.microsoft.com/office/word/2010/wordprocessingDrawing" xmlns:wp="http://schemas.openxmlformats.org/drawingml/2006/wordprocessingDrawing" xmlns:w10="urn:schemas-microsoft-com:office:word" xmlns:w="http://schemas.openxmlformats.org/wordprocessingml/2006/main" xmlns:w14="http://schemas.microsoft.com/office/word/2010/wordml" xmlns:w15="http://schemas.microsoft.com/office/word/2012/wordml" xmlns:w16cex="http://schemas.microsoft.com/office/word/2018/wordml/cex" xmlns:w16cid="http://schemas.microsoft.com/office/word/2016/wordml/cid" xmlns:w16="http://schemas.microsoft.com/office/word/2018/wordml" xmlns:w16sdtdh="http://schemas.microsoft.com/office/word/2020/wordml/sdtdatahash" xmlns:w16se="http://schemas.microsoft.com/office/word/2015/wordml/symex" xmlns:wpg="http://schemas.microsoft.com/office/word/2010/wordprocessingGroup" xmlns:wpi="http://schemas.microsoft.com/office/word/2010/wordprocessingInk" xmlns:wne="http://schemas.microsoft.com/office/word/2006/wordml" xmlns:wps="http://schemas.microsoft.com/office/word/2010/wordprocessingShape" mc:Ignorable="w14 w15 w16se w16cid w16 w16cex w16sdtdh wp14">
+<w:hdr xmlns:wpc="http://schemas.microsoft.com/office/word/2010/wordprocessingCanvas" xmlns:cx="http://schemas.microsoft.com/office/drawing/2014/chartex" xmlns:cx1="http://schemas.microsoft.com/office/drawing/2015/9/8/chartex" xmlns:cx2="http://schemas.microsoft.com/office/drawing/2015/10/21/chartex" xmlns:cx3="http://schemas.microsoft.com/office/drawing/2016/5/9/chartex" xmlns:cx4="http://schemas.microsoft.com/office/drawing/2016/5/10/chartex" xmlns:cx5="http://schemas.microsoft.com/office/drawing/2016/5/11/chartex" xmlns:cx6="http://schemas.microsoft.com/office/drawing/2016/5/12/chartex" xmlns:cx7="http://schemas.microsoft.com/office/drawing/2016/5/13/chartex" xmlns:cx8="http://schemas.microsoft.com/office/drawing/2016/5/14/chartex" xmlns:mc="http://schemas.openxmlformats.org/markup-compatibility/2006" xmlns:aink="http://schemas.microsoft.com/office/drawing/2016/ink" xmlns:am3d="http://schemas.microsoft.com/office/drawing/2017/model3d" xmlns:o="urn:schemas-microsoft-com:office:office" xmlns:oel="http://schemas.microsoft.com/office/2019/extlst" xmlns:r="http://schemas.openxmlformats.org/officeDocument/2006/relationships" xmlns:m="http://schemas.openxmlformats.org/officeDocument/2006/math" xmlns:v="urn:schemas-microsoft-com:vml" xmlns:wp14="http://schemas.microsoft.com/office/word/2010/wordprocessingDrawing" xmlns:wp="http://schemas.openxmlformats.org/drawingml/2006/wordprocessingDrawing" xmlns:w10="urn:schemas-microsoft-com:office:word" xmlns:w="http://schemas.openxmlformats.org/wordprocessingml/2006/main" xmlns:w14="http://schemas.microsoft.com/office/word/2010/wordml" xmlns:w15="http://schemas.microsoft.com/office/word/2012/wordml" xmlns:w16cex="http://schemas.microsoft.com/office/word/2018/wordml/cex" xmlns:w16cid="http://schemas.microsoft.com/office/word/2016/wordml/cid" xmlns:w16="http://schemas.microsoft.com/office/word/2018/wordml" xmlns:w16du="http://schemas.microsoft.com/office/word/2023/wordml/word16du" xmlns:w16sdtdh="http://schemas.microsoft.com/office/word/2020/wordml/sdtdatahash" xmlns:w16sdtfl="http://schemas.microsoft.com/office/word/2024/wordml/sdtformatlock" xmlns:w16se="http://schemas.microsoft.com/office/word/2015/wordml/symex" xmlns:wpg="http://schemas.microsoft.com/office/word/2010/wordprocessingGroup" xmlns:wpi="http://schemas.microsoft.com/office/word/2010/wordprocessingInk" xmlns:wne="http://schemas.microsoft.com/office/word/2006/wordml" xmlns:wps="http://schemas.microsoft.com/office/word/2010/wordprocessingShape" mc:Ignorable="w14 w15 w16se w16cid w16 w16cex w16sdtdh w16sdtfl w16du wp14">
   <w:p>
     <w:pPr>
       <w:pStyle w:val="Header"/>
@@ -36645,7 +37302,7 @@
 </file>
 
 <file path=word/styles.xml><?xml version="1.0" encoding="utf-8"?>
-<w:styles xmlns:mc="http://schemas.openxmlformats.org/markup-compatibility/2006" xmlns:r="http://schemas.openxmlformats.org/officeDocument/2006/relationships" xmlns:w="http://schemas.openxmlformats.org/wordprocessingml/2006/main" xmlns:w14="http://schemas.microsoft.com/office/word/2010/wordml" xmlns:w15="http://schemas.microsoft.com/office/word/2012/wordml" xmlns:w16cex="http://schemas.microsoft.com/office/word/2018/wordml/cex" xmlns:w16cid="http://schemas.microsoft.com/office/word/2016/wordml/cid" xmlns:w16="http://schemas.microsoft.com/office/word/2018/wordml" xmlns:w16sdtdh="http://schemas.microsoft.com/office/word/2020/wordml/sdtdatahash" xmlns:w16se="http://schemas.microsoft.com/office/word/2015/wordml/symex" mc:Ignorable="w14 w15 w16se w16cid w16 w16cex w16sdtdh">
+<w:styles xmlns:mc="http://schemas.openxmlformats.org/markup-compatibility/2006" xmlns:r="http://schemas.openxmlformats.org/officeDocument/2006/relationships" xmlns:w="http://schemas.openxmlformats.org/wordprocessingml/2006/main" xmlns:w14="http://schemas.microsoft.com/office/word/2010/wordml" xmlns:w15="http://schemas.microsoft.com/office/word/2012/wordml" xmlns:w16cex="http://schemas.microsoft.com/office/word/2018/wordml/cex" xmlns:w16cid="http://schemas.microsoft.com/office/word/2016/wordml/cid" xmlns:w16="http://schemas.microsoft.com/office/word/2018/wordml" xmlns:w16du="http://schemas.microsoft.com/office/word/2023/wordml/word16du" xmlns:w16sdtdh="http://schemas.microsoft.com/office/word/2020/wordml/sdtdatahash" xmlns:w16sdtfl="http://schemas.microsoft.com/office/word/2024/wordml/sdtformatlock" xmlns:w16se="http://schemas.microsoft.com/office/word/2015/wordml/symex" mc:Ignorable="w14 w15 w16se w16cid w16 w16cex w16sdtdh w16sdtfl w16du">
   <w:docDefaults>
     <w:rPrDefault>
       <w:rPr>

--- a/TS Jatai Ghanam Project/TS 1.6/TS 1.6 Ghanam Sanskrit Corrections.docx
+++ b/TS Jatai Ghanam Project/TS 1.6/TS 1.6 Ghanam Sanskrit Corrections.docx
@@ -652,6 +652,485 @@
               </w:rPr>
               <w:t xml:space="preserve"> | </w:t>
             </w:r>
+          </w:p>
+        </w:tc>
+      </w:tr>
+      <w:tr>
+        <w:trPr>
+          <w:trHeight w:val="1399"/>
+        </w:trPr>
+        <w:tc>
+          <w:tcPr>
+            <w:tcW w:w="7308" w:type="dxa"/>
+          </w:tcPr>
+          <w:p>
+            <w:pPr>
+              <w:widowControl w:val="0"/>
+              <w:autoSpaceDE w:val="0"/>
+              <w:autoSpaceDN w:val="0"/>
+              <w:adjustRightInd w:val="0"/>
+              <w:spacing w:before="0" w:line="240" w:lineRule="auto"/>
+              <w:rPr>
+                <w:rFonts w:ascii="BRH Devanagari Extra" w:hAnsi="BRH Devanagari Extra" w:cs="BRH Devanagari Extra"/>
+                <w:color w:val="000000"/>
+                <w:sz w:val="32"/>
+                <w:szCs w:val="40"/>
+                <w:lang w:val="it-IT"/>
+              </w:rPr>
+            </w:pPr>
+            <w:r>
+              <w:rPr>
+                <w:rFonts w:cs="BRH Devanagari Extra"/>
+                <w:color w:val="000000"/>
+                <w:szCs w:val="40"/>
+                <w:lang w:val="it-IT"/>
+              </w:rPr>
+              <w:t>26</w:t>
+            </w:r>
+            <w:r>
+              <w:rPr>
+                <w:rFonts w:ascii="BRH Devanagari Extra" w:hAnsi="BRH Devanagari Extra" w:cs="BRH Devanagari Extra"/>
+                <w:color w:val="000000"/>
+                <w:sz w:val="32"/>
+                <w:szCs w:val="40"/>
+                <w:lang w:val="it-IT"/>
+              </w:rPr>
+              <w:t>)</w:t>
+            </w:r>
+            <w:r>
+              <w:rPr>
+                <w:rFonts w:ascii="BRH Devanagari Extra" w:hAnsi="BRH Devanagari Extra" w:cs="BRH Devanagari Extra"/>
+                <w:color w:val="000000"/>
+                <w:sz w:val="32"/>
+                <w:szCs w:val="40"/>
+                <w:lang w:val="it-IT"/>
+              </w:rPr>
+              <w:tab/>
+            </w:r>
+            <w:r>
+              <w:rPr>
+                <w:rFonts w:cs="BRH Devanagari Extra"/>
+                <w:color w:val="000000"/>
+                <w:szCs w:val="40"/>
+                <w:lang w:val="it-IT"/>
+              </w:rPr>
+              <w:t>1</w:t>
+            </w:r>
+            <w:r>
+              <w:rPr>
+                <w:rFonts w:ascii="BRH Devanagari Extra" w:hAnsi="BRH Devanagari Extra" w:cs="BRH Devanagari Extra"/>
+                <w:color w:val="000000"/>
+                <w:sz w:val="32"/>
+                <w:szCs w:val="40"/>
+                <w:lang w:val="it-IT"/>
+              </w:rPr>
+              <w:t>.</w:t>
+            </w:r>
+            <w:r>
+              <w:rPr>
+                <w:rFonts w:cs="BRH Devanagari Extra"/>
+                <w:color w:val="000000"/>
+                <w:szCs w:val="40"/>
+                <w:lang w:val="it-IT"/>
+              </w:rPr>
+              <w:t>6</w:t>
+            </w:r>
+            <w:r>
+              <w:rPr>
+                <w:rFonts w:ascii="BRH Devanagari Extra" w:hAnsi="BRH Devanagari Extra" w:cs="BRH Devanagari Extra"/>
+                <w:color w:val="000000"/>
+                <w:sz w:val="32"/>
+                <w:szCs w:val="40"/>
+                <w:lang w:val="it-IT"/>
+              </w:rPr>
+              <w:t>.</w:t>
+            </w:r>
+            <w:r>
+              <w:rPr>
+                <w:rFonts w:cs="BRH Devanagari Extra"/>
+                <w:color w:val="000000"/>
+                <w:szCs w:val="40"/>
+                <w:lang w:val="it-IT"/>
+              </w:rPr>
+              <w:t>8</w:t>
+            </w:r>
+            <w:r>
+              <w:rPr>
+                <w:rFonts w:ascii="BRH Devanagari Extra" w:hAnsi="BRH Devanagari Extra" w:cs="BRH Devanagari Extra"/>
+                <w:color w:val="000000"/>
+                <w:sz w:val="32"/>
+                <w:szCs w:val="40"/>
+                <w:lang w:val="it-IT"/>
+              </w:rPr>
+              <w:t>.</w:t>
+            </w:r>
+            <w:r>
+              <w:rPr>
+                <w:rFonts w:cs="BRH Devanagari Extra"/>
+                <w:color w:val="000000"/>
+                <w:szCs w:val="40"/>
+                <w:lang w:val="it-IT"/>
+              </w:rPr>
+              <w:t>4</w:t>
+            </w:r>
+            <w:r>
+              <w:rPr>
+                <w:rFonts w:ascii="BRH Devanagari Extra" w:hAnsi="BRH Devanagari Extra" w:cs="BRH Devanagari Extra"/>
+                <w:color w:val="000000"/>
+                <w:sz w:val="32"/>
+                <w:szCs w:val="40"/>
+                <w:lang w:val="it-IT"/>
+              </w:rPr>
+              <w:t>(</w:t>
+            </w:r>
+            <w:r>
+              <w:rPr>
+                <w:rFonts w:cs="BRH Devanagari Extra"/>
+                <w:color w:val="000000"/>
+                <w:szCs w:val="40"/>
+                <w:lang w:val="it-IT"/>
+              </w:rPr>
+              <w:t>24</w:t>
+            </w:r>
+            <w:r>
+              <w:rPr>
+                <w:rFonts w:ascii="BRH Devanagari Extra" w:hAnsi="BRH Devanagari Extra" w:cs="BRH Devanagari Extra"/>
+                <w:color w:val="000000"/>
+                <w:sz w:val="32"/>
+                <w:szCs w:val="40"/>
+                <w:lang w:val="it-IT"/>
+              </w:rPr>
+              <w:t>)-  AjÉÉåÿ |</w:t>
+            </w:r>
+          </w:p>
+          <w:p>
+            <w:pPr>
+              <w:widowControl w:val="0"/>
+              <w:autoSpaceDE w:val="0"/>
+              <w:autoSpaceDN w:val="0"/>
+              <w:adjustRightInd w:val="0"/>
+              <w:spacing w:before="0" w:line="240" w:lineRule="auto"/>
+              <w:rPr>
+                <w:rFonts w:cs="BRH Malayalam Extra"/>
+                <w:color w:val="000000"/>
+                <w:szCs w:val="40"/>
+                <w:lang w:val="it-IT"/>
+              </w:rPr>
+            </w:pPr>
+            <w:r>
+              <w:rPr>
+                <w:rFonts w:ascii="BRH Devanagari Extra" w:hAnsi="BRH Devanagari Extra" w:cs="BRH Devanagari Extra"/>
+                <w:color w:val="000000"/>
+                <w:sz w:val="32"/>
+                <w:szCs w:val="40"/>
+                <w:lang w:val="it-IT"/>
+              </w:rPr>
+              <w:t>AjÉÉå</w:t>
+            </w:r>
+            <w:r>
+              <w:rPr>
+                <w:rFonts w:ascii="BRH Malayalam Extra" w:hAnsi="BRH Malayalam Extra" w:cs="BRH Devanagari Extra"/>
+                <w:color w:val="000000"/>
+                <w:szCs w:val="40"/>
+                <w:lang w:val="it-IT"/>
+              </w:rPr>
+              <w:t>–</w:t>
+            </w:r>
+            <w:r>
+              <w:rPr>
+                <w:rFonts w:ascii="BRH Devanagari Extra" w:hAnsi="BRH Devanagari Extra" w:cs="BRH Devanagari Extra"/>
+                <w:color w:val="000000"/>
+                <w:sz w:val="32"/>
+                <w:szCs w:val="40"/>
+                <w:lang w:val="it-IT"/>
+              </w:rPr>
+              <w:t xml:space="preserve"> C</w:t>
+            </w:r>
+            <w:r>
+              <w:rPr>
+                <w:rFonts w:ascii="BRH Devanagari Extra" w:hAnsi="BRH Devanagari Extra" w:cs="BRH Devanagari Extra"/>
+                <w:color w:val="000000"/>
+                <w:sz w:val="32"/>
+                <w:szCs w:val="40"/>
+                <w:highlight w:val="yellow"/>
+                <w:lang w:val="it-IT"/>
+              </w:rPr>
+              <w:t>irÉ</w:t>
+            </w:r>
+            <w:r>
+              <w:rPr>
+                <w:rFonts w:ascii="BRH Malayalam Extra" w:hAnsi="BRH Malayalam Extra" w:cs="BRH Devanagari Extra"/>
+                <w:color w:val="000000"/>
+                <w:szCs w:val="40"/>
+                <w:lang w:val="it-IT"/>
+              </w:rPr>
+              <w:t>–</w:t>
+            </w:r>
+            <w:r>
+              <w:rPr>
+                <w:rFonts w:ascii="BRH Devanagari Extra" w:hAnsi="BRH Devanagari Extra" w:cs="BRH Devanagari Extra"/>
+                <w:color w:val="000000"/>
+                <w:sz w:val="32"/>
+                <w:szCs w:val="40"/>
+                <w:lang w:val="it-IT"/>
+              </w:rPr>
+              <w:t xml:space="preserve">jÉÉåÿ | </w:t>
+            </w:r>
+          </w:p>
+        </w:tc>
+        <w:tc>
+          <w:tcPr>
+            <w:tcW w:w="7371" w:type="dxa"/>
+          </w:tcPr>
+          <w:p>
+            <w:pPr>
+              <w:widowControl w:val="0"/>
+              <w:autoSpaceDE w:val="0"/>
+              <w:autoSpaceDN w:val="0"/>
+              <w:adjustRightInd w:val="0"/>
+              <w:spacing w:before="0" w:line="240" w:lineRule="auto"/>
+              <w:rPr>
+                <w:rFonts w:ascii="BRH Devanagari Extra" w:hAnsi="BRH Devanagari Extra" w:cs="BRH Devanagari Extra"/>
+                <w:color w:val="000000"/>
+                <w:sz w:val="32"/>
+                <w:szCs w:val="40"/>
+                <w:lang w:val="it-IT"/>
+              </w:rPr>
+            </w:pPr>
+            <w:r>
+              <w:rPr>
+                <w:rFonts w:cs="BRH Devanagari Extra"/>
+                <w:color w:val="000000"/>
+                <w:szCs w:val="40"/>
+                <w:lang w:val="it-IT"/>
+              </w:rPr>
+              <w:t>26</w:t>
+            </w:r>
+            <w:r>
+              <w:rPr>
+                <w:rFonts w:ascii="BRH Devanagari Extra" w:hAnsi="BRH Devanagari Extra" w:cs="BRH Devanagari Extra"/>
+                <w:color w:val="000000"/>
+                <w:sz w:val="32"/>
+                <w:szCs w:val="40"/>
+                <w:lang w:val="it-IT"/>
+              </w:rPr>
+              <w:t>)</w:t>
+            </w:r>
+            <w:r>
+              <w:rPr>
+                <w:rFonts w:ascii="BRH Devanagari Extra" w:hAnsi="BRH Devanagari Extra" w:cs="BRH Devanagari Extra"/>
+                <w:color w:val="000000"/>
+                <w:sz w:val="32"/>
+                <w:szCs w:val="40"/>
+                <w:lang w:val="it-IT"/>
+              </w:rPr>
+              <w:tab/>
+            </w:r>
+            <w:r>
+              <w:rPr>
+                <w:rFonts w:cs="BRH Devanagari Extra"/>
+                <w:color w:val="000000"/>
+                <w:szCs w:val="40"/>
+                <w:lang w:val="it-IT"/>
+              </w:rPr>
+              <w:t>1</w:t>
+            </w:r>
+            <w:r>
+              <w:rPr>
+                <w:rFonts w:ascii="BRH Devanagari Extra" w:hAnsi="BRH Devanagari Extra" w:cs="BRH Devanagari Extra"/>
+                <w:color w:val="000000"/>
+                <w:sz w:val="32"/>
+                <w:szCs w:val="40"/>
+                <w:lang w:val="it-IT"/>
+              </w:rPr>
+              <w:t>.</w:t>
+            </w:r>
+            <w:r>
+              <w:rPr>
+                <w:rFonts w:cs="BRH Devanagari Extra"/>
+                <w:color w:val="000000"/>
+                <w:szCs w:val="40"/>
+                <w:lang w:val="it-IT"/>
+              </w:rPr>
+              <w:t>6</w:t>
+            </w:r>
+            <w:r>
+              <w:rPr>
+                <w:rFonts w:ascii="BRH Devanagari Extra" w:hAnsi="BRH Devanagari Extra" w:cs="BRH Devanagari Extra"/>
+                <w:color w:val="000000"/>
+                <w:sz w:val="32"/>
+                <w:szCs w:val="40"/>
+                <w:lang w:val="it-IT"/>
+              </w:rPr>
+              <w:t>.</w:t>
+            </w:r>
+            <w:r>
+              <w:rPr>
+                <w:rFonts w:cs="BRH Devanagari Extra"/>
+                <w:color w:val="000000"/>
+                <w:szCs w:val="40"/>
+                <w:lang w:val="it-IT"/>
+              </w:rPr>
+              <w:t>8</w:t>
+            </w:r>
+            <w:r>
+              <w:rPr>
+                <w:rFonts w:ascii="BRH Devanagari Extra" w:hAnsi="BRH Devanagari Extra" w:cs="BRH Devanagari Extra"/>
+                <w:color w:val="000000"/>
+                <w:sz w:val="32"/>
+                <w:szCs w:val="40"/>
+                <w:lang w:val="it-IT"/>
+              </w:rPr>
+              <w:t>.</w:t>
+            </w:r>
+            <w:r>
+              <w:rPr>
+                <w:rFonts w:cs="BRH Devanagari Extra"/>
+                <w:color w:val="000000"/>
+                <w:szCs w:val="40"/>
+                <w:lang w:val="it-IT"/>
+              </w:rPr>
+              <w:t>4</w:t>
+            </w:r>
+            <w:r>
+              <w:rPr>
+                <w:rFonts w:ascii="BRH Devanagari Extra" w:hAnsi="BRH Devanagari Extra" w:cs="BRH Devanagari Extra"/>
+                <w:color w:val="000000"/>
+                <w:sz w:val="32"/>
+                <w:szCs w:val="40"/>
+                <w:lang w:val="it-IT"/>
+              </w:rPr>
+              <w:t>(</w:t>
+            </w:r>
+            <w:r>
+              <w:rPr>
+                <w:rFonts w:cs="BRH Devanagari Extra"/>
+                <w:color w:val="000000"/>
+                <w:szCs w:val="40"/>
+                <w:lang w:val="it-IT"/>
+              </w:rPr>
+              <w:t>24</w:t>
+            </w:r>
+            <w:r>
+              <w:rPr>
+                <w:rFonts w:ascii="BRH Devanagari Extra" w:hAnsi="BRH Devanagari Extra" w:cs="BRH Devanagari Extra"/>
+                <w:color w:val="000000"/>
+                <w:sz w:val="32"/>
+                <w:szCs w:val="40"/>
+                <w:lang w:val="it-IT"/>
+              </w:rPr>
+              <w:t>)-  AjÉÉåÿ |</w:t>
+            </w:r>
+          </w:p>
+          <w:p>
+            <w:pPr>
+              <w:widowControl w:val="0"/>
+              <w:autoSpaceDE w:val="0"/>
+              <w:autoSpaceDN w:val="0"/>
+              <w:adjustRightInd w:val="0"/>
+              <w:spacing w:before="0" w:line="240" w:lineRule="auto"/>
+              <w:rPr>
+                <w:rFonts w:cs="BRH Malayalam Extra"/>
+                <w:color w:val="000000"/>
+                <w:szCs w:val="40"/>
+                <w:lang w:val="it-IT"/>
+              </w:rPr>
+            </w:pPr>
+            <w:r>
+              <w:rPr>
+                <w:rFonts w:ascii="BRH Devanagari Extra" w:hAnsi="BRH Devanagari Extra" w:cs="BRH Devanagari Extra"/>
+                <w:color w:val="000000"/>
+                <w:sz w:val="32"/>
+                <w:szCs w:val="40"/>
+                <w:lang w:val="it-IT"/>
+              </w:rPr>
+              <w:t>AjÉÉå</w:t>
+            </w:r>
+            <w:r>
+              <w:rPr>
+                <w:rFonts w:ascii="BRH Malayalam Extra" w:hAnsi="BRH Malayalam Extra" w:cs="BRH Devanagari Extra"/>
+                <w:color w:val="000000"/>
+                <w:szCs w:val="40"/>
+                <w:lang w:val="it-IT"/>
+              </w:rPr>
+              <w:t>–</w:t>
+            </w:r>
+            <w:r>
+              <w:rPr>
+                <w:rFonts w:ascii="BRH Devanagari Extra" w:hAnsi="BRH Devanagari Extra" w:cs="BRH Devanagari Extra"/>
+                <w:color w:val="000000"/>
+                <w:sz w:val="32"/>
+                <w:szCs w:val="40"/>
+                <w:lang w:val="it-IT"/>
+              </w:rPr>
+              <w:t xml:space="preserve"> C</w:t>
+            </w:r>
+            <w:r>
+              <w:rPr>
+                <w:rFonts w:ascii="BRH Devanagari Extra" w:hAnsi="BRH Devanagari Extra" w:cs="BRH Devanagari Extra"/>
+                <w:color w:val="000000"/>
+                <w:sz w:val="32"/>
+                <w:szCs w:val="40"/>
+                <w:highlight w:val="green"/>
+                <w:lang w:val="it-IT"/>
+              </w:rPr>
+              <w:t>irÉ</w:t>
+            </w:r>
+            <w:r>
+              <w:rPr>
+                <w:rFonts w:ascii="BRH Devanagari Extra" w:hAnsi="BRH Devanagari Extra" w:cs="BRH Devanagari Extra"/>
+                <w:color w:val="000000"/>
+                <w:sz w:val="32"/>
+                <w:szCs w:val="40"/>
+                <w:lang w:val="it-IT"/>
+              </w:rPr>
+              <w:t xml:space="preserve">jÉÉåÿ | </w:t>
+            </w:r>
+          </w:p>
+        </w:tc>
+      </w:tr>
+      <w:tr>
+        <w:trPr>
+          <w:trHeight w:val="1338"/>
+        </w:trPr>
+        <w:tc>
+          <w:tcPr>
+            <w:tcW w:w="7308" w:type="dxa"/>
+          </w:tcPr>
+          <w:p>
+            <w:pPr>
+              <w:widowControl w:val="0"/>
+              <w:autoSpaceDE w:val="0"/>
+              <w:autoSpaceDN w:val="0"/>
+              <w:adjustRightInd w:val="0"/>
+              <w:spacing w:before="0" w:line="240" w:lineRule="auto"/>
+              <w:rPr>
+                <w:rFonts w:cs="BRH Devanagari Extra"/>
+                <w:color w:val="000000"/>
+                <w:szCs w:val="40"/>
+                <w:lang w:val="it-IT"/>
+              </w:rPr>
+            </w:pPr>
+          </w:p>
+        </w:tc>
+        <w:tc>
+          <w:tcPr>
+            <w:tcW w:w="7371" w:type="dxa"/>
+          </w:tcPr>
+          <w:p>
+            <w:pPr>
+              <w:widowControl w:val="0"/>
+              <w:autoSpaceDE w:val="0"/>
+              <w:autoSpaceDN w:val="0"/>
+              <w:adjustRightInd w:val="0"/>
+              <w:spacing w:before="0" w:line="240" w:lineRule="auto"/>
+              <w:rPr>
+                <w:rFonts w:cs="BRH Devanagari Extra"/>
+                <w:color w:val="000000"/>
+                <w:szCs w:val="40"/>
+                <w:lang w:val="it-IT"/>
+              </w:rPr>
+            </w:pPr>
           </w:p>
         </w:tc>
       </w:tr>
@@ -1614,6 +2093,7 @@
                 <w:sz w:val="32"/>
                 <w:szCs w:val="40"/>
               </w:rPr>
+              <w:lastRenderedPageBreak/>
               <w:t>cÉ</w:t>
             </w:r>
             <w:r>
@@ -2142,16 +2622,7 @@
                 <w:sz w:val="32"/>
                 <w:szCs w:val="40"/>
               </w:rPr>
-              <w:t xml:space="preserve">l§ÉÉrÉþ </w:t>
-            </w:r>
-            <w:r>
-              <w:rPr>
-                <w:rFonts w:ascii="BRH Devanagari Extra" w:hAnsi="BRH Devanagari Extra" w:cs="BRH Devanagari Extra"/>
-                <w:sz w:val="32"/>
-                <w:szCs w:val="40"/>
-              </w:rPr>
-              <w:lastRenderedPageBreak/>
-              <w:t>rÉ</w:t>
+              <w:t>l§ÉÉrÉþ rÉ</w:t>
             </w:r>
             <w:r>
               <w:rPr>
@@ -3242,6 +3713,7 @@
                 <w:sz w:val="32"/>
                 <w:szCs w:val="40"/>
               </w:rPr>
+              <w:lastRenderedPageBreak/>
               <w:t>cÉ</w:t>
             </w:r>
             <w:r>
@@ -3755,7 +4227,6 @@
                 <w:sz w:val="32"/>
                 <w:szCs w:val="40"/>
               </w:rPr>
-              <w:lastRenderedPageBreak/>
               <w:t>rÉ</w:t>
             </w:r>
             <w:r>
@@ -5119,6 +5590,7 @@
                 <w:rFonts w:cs="BRH Devanagari Extra"/>
                 <w:szCs w:val="40"/>
               </w:rPr>
+              <w:lastRenderedPageBreak/>
               <w:t>43</w:t>
             </w:r>
             <w:r>
@@ -5794,6 +6266,7 @@
                 <w:rFonts w:cs="BRH Devanagari Extra"/>
                 <w:szCs w:val="40"/>
               </w:rPr>
+              <w:lastRenderedPageBreak/>
               <w:t>42</w:t>
             </w:r>
             <w:r>
@@ -6246,6 +6719,7 @@
                 <w:rFonts w:cs="BRH Devanagari Extra"/>
                 <w:szCs w:val="40"/>
               </w:rPr>
+              <w:lastRenderedPageBreak/>
               <w:t>43</w:t>
             </w:r>
             <w:r>
@@ -9521,6 +9995,7 @@
                 <w:szCs w:val="40"/>
                 <w:lang w:val="it-IT"/>
               </w:rPr>
+              <w:lastRenderedPageBreak/>
               <w:t>38</w:t>
             </w:r>
             <w:r>
@@ -10375,17 +10850,7 @@
                 <w:szCs w:val="40"/>
                 <w:lang w:val="it-IT"/>
               </w:rPr>
-              <w:t xml:space="preserve">cÉÏlÉÉÿlÉç </w:t>
-            </w:r>
-            <w:r>
-              <w:rPr>
-                <w:rFonts w:ascii="BRH Devanagari Extra" w:hAnsi="BRH Devanagari Extra" w:cs="BRH Devanagari Extra"/>
-                <w:sz w:val="32"/>
-                <w:szCs w:val="40"/>
-                <w:lang w:val="it-IT"/>
-              </w:rPr>
-              <w:lastRenderedPageBreak/>
-              <w:t>qÉ ClSìÉ</w:t>
+              <w:t>cÉÏlÉÉÿlÉç qÉ ClSìÉ</w:t>
             </w:r>
             <w:r>
               <w:rPr>
@@ -11365,7 +11830,6 @@
                 <w:rFonts w:cs="BRH Devanagari Extra"/>
                 <w:szCs w:val="40"/>
               </w:rPr>
-              <w:lastRenderedPageBreak/>
               <w:t>50</w:t>
             </w:r>
             <w:r>
@@ -11693,7 +12157,6 @@
                 <w:sz w:val="32"/>
                 <w:szCs w:val="40"/>
               </w:rPr>
-              <w:lastRenderedPageBreak/>
               <w:t>qÉ ClSìÉ</w:t>
             </w:r>
             <w:r>
@@ -12587,7 +13050,6 @@
                 <w:rFonts w:cs="BRH Devanagari Extra"/>
                 <w:szCs w:val="40"/>
               </w:rPr>
-              <w:lastRenderedPageBreak/>
               <w:t>17</w:t>
             </w:r>
             <w:r>
@@ -13055,6 +13517,7 @@
                 <w:rFonts w:cs="BRH Devanagari Extra"/>
                 <w:szCs w:val="40"/>
               </w:rPr>
+              <w:lastRenderedPageBreak/>
               <w:t>18</w:t>
             </w:r>
             <w:r>
@@ -13615,7 +14078,6 @@
                 <w:rFonts w:cs="BRH Devanagari Extra"/>
                 <w:szCs w:val="40"/>
               </w:rPr>
-              <w:lastRenderedPageBreak/>
               <w:t>19</w:t>
             </w:r>
             <w:r>
@@ -14932,6 +15394,7 @@
                 <w:rFonts w:cs="BRH Devanagari Extra"/>
                 <w:szCs w:val="40"/>
               </w:rPr>
+              <w:lastRenderedPageBreak/>
               <w:t>18</w:t>
             </w:r>
             <w:r>
@@ -15499,7 +15962,6 @@
                 <w:rFonts w:cs="BRH Devanagari Extra"/>
                 <w:szCs w:val="40"/>
               </w:rPr>
-              <w:lastRenderedPageBreak/>
               <w:t>19</w:t>
             </w:r>
             <w:r>
@@ -17073,6 +17535,7 @@
                 <w:sz w:val="32"/>
                 <w:szCs w:val="40"/>
               </w:rPr>
+              <w:lastRenderedPageBreak/>
               <w:t>Ì²</w:t>
             </w:r>
             <w:r>
@@ -17120,6 +17583,7 @@
                 <w:rFonts w:cs="BRH Devanagari Extra"/>
                 <w:szCs w:val="40"/>
               </w:rPr>
+              <w:lastRenderedPageBreak/>
               <w:t>55</w:t>
             </w:r>
             <w:r>
@@ -17326,6 +17790,7 @@
                 <w:sz w:val="32"/>
                 <w:szCs w:val="40"/>
               </w:rPr>
+              <w:lastRenderedPageBreak/>
               <w:t>Ì²</w:t>
             </w:r>
             <w:r>
@@ -17375,6 +17840,7 @@
                 <w:rFonts w:cs="BRH Devanagari Extra"/>
                 <w:szCs w:val="40"/>
               </w:rPr>
+              <w:lastRenderedPageBreak/>
               <w:t>57</w:t>
             </w:r>
             <w:r>
@@ -17965,7 +18431,6 @@
                 <w:sz w:val="32"/>
                 <w:szCs w:val="40"/>
               </w:rPr>
-              <w:lastRenderedPageBreak/>
               <w:t xml:space="preserve">xÉ </w:t>
             </w:r>
             <w:r>
@@ -18075,7 +18540,6 @@
                 <w:rFonts w:cs="BRH Devanagari Extra"/>
                 <w:szCs w:val="40"/>
               </w:rPr>
-              <w:lastRenderedPageBreak/>
               <w:t>41</w:t>
             </w:r>
             <w:r>
@@ -18221,7 +18685,6 @@
                 <w:sz w:val="32"/>
                 <w:szCs w:val="40"/>
               </w:rPr>
-              <w:lastRenderedPageBreak/>
               <w:t xml:space="preserve">xÉ </w:t>
             </w:r>
             <w:r>
@@ -18335,7 +18798,6 @@
                 <w:szCs w:val="40"/>
                 <w:lang w:val="it-IT"/>
               </w:rPr>
-              <w:lastRenderedPageBreak/>
               <w:t>46</w:t>
             </w:r>
             <w:r>
@@ -19870,7 +20332,17 @@
                 <w:szCs w:val="40"/>
                 <w:lang w:val="it-IT"/>
               </w:rPr>
-              <w:t>®ÉÇ ÆuÉæ uÉæ ´É</w:t>
+              <w:t xml:space="preserve">®ÉÇ ÆuÉæ uÉæ </w:t>
+            </w:r>
+            <w:r>
+              <w:rPr>
+                <w:rFonts w:ascii="BRH Devanagari Extra" w:hAnsi="BRH Devanagari Extra" w:cs="BRH Devanagari Extra"/>
+                <w:sz w:val="32"/>
+                <w:szCs w:val="40"/>
+                <w:lang w:val="it-IT"/>
+              </w:rPr>
+              <w:lastRenderedPageBreak/>
+              <w:t>´É</w:t>
             </w:r>
             <w:r>
               <w:rPr>
@@ -20604,7 +21076,6 @@
                 <w:szCs w:val="40"/>
                 <w:lang w:val="it-IT"/>
               </w:rPr>
-              <w:lastRenderedPageBreak/>
               <w:t>AlÉÉþ</w:t>
             </w:r>
             <w:r>
@@ -21433,6 +21904,7 @@
                 <w:szCs w:val="40"/>
                 <w:lang w:val="it-IT"/>
               </w:rPr>
+              <w:lastRenderedPageBreak/>
               <w:t>´É</w:t>
             </w:r>
             <w:r>
@@ -22087,7 +22559,6 @@
                 <w:szCs w:val="40"/>
                 <w:lang w:val="it-IT"/>
               </w:rPr>
-              <w:lastRenderedPageBreak/>
               <w:t>AlÉÉþ</w:t>
             </w:r>
             <w:r>
@@ -24031,6 +24502,7 @@
                 <w:szCs w:val="40"/>
                 <w:highlight w:val="yellow"/>
               </w:rPr>
+              <w:lastRenderedPageBreak/>
               <w:t>xÉÈ</w:t>
             </w:r>
             <w:r>
@@ -24186,6 +24658,7 @@
                 <w:rFonts w:cs="BRH Devanagari Extra"/>
                 <w:szCs w:val="40"/>
               </w:rPr>
+              <w:lastRenderedPageBreak/>
               <w:t>25</w:t>
             </w:r>
             <w:r>
@@ -24348,6 +24821,7 @@
                 <w:szCs w:val="40"/>
                 <w:highlight w:val="green"/>
               </w:rPr>
+              <w:lastRenderedPageBreak/>
               <w:t>x</w:t>
             </w:r>
             <w:r>
@@ -24505,6 +24979,7 @@
                 <w:rFonts w:cs="BRH Devanagari Extra"/>
                 <w:szCs w:val="40"/>
               </w:rPr>
+              <w:lastRenderedPageBreak/>
               <w:t>53</w:t>
             </w:r>
             <w:r>
@@ -25133,7 +25608,6 @@
                 <w:rFonts w:cs="BRH Devanagari Extra"/>
                 <w:szCs w:val="40"/>
               </w:rPr>
-              <w:lastRenderedPageBreak/>
               <w:t>31</w:t>
             </w:r>
             <w:r>
@@ -26518,7 +26992,16 @@
                 <w:sz w:val="32"/>
                 <w:szCs w:val="40"/>
               </w:rPr>
-              <w:t>¥ÉålÉþ rÉeÉiÉå rÉeÉiÉå rÉ</w:t>
+              <w:t xml:space="preserve">¥ÉålÉþ rÉeÉiÉå </w:t>
+            </w:r>
+            <w:r>
+              <w:rPr>
+                <w:rFonts w:ascii="BRH Devanagari Extra" w:hAnsi="BRH Devanagari Extra" w:cs="BRH Devanagari Extra"/>
+                <w:sz w:val="32"/>
+                <w:szCs w:val="40"/>
+              </w:rPr>
+              <w:lastRenderedPageBreak/>
+              <w:t>rÉeÉiÉå rÉ</w:t>
             </w:r>
             <w:r>
               <w:rPr>
@@ -26922,6 +27405,7 @@
                 <w:rFonts w:cs="BRH Devanagari Extra"/>
                 <w:szCs w:val="40"/>
               </w:rPr>
+              <w:lastRenderedPageBreak/>
               <w:t>31</w:t>
             </w:r>
             <w:r>
@@ -28190,6 +28674,7 @@
                 <w:sz w:val="32"/>
                 <w:szCs w:val="40"/>
               </w:rPr>
+              <w:lastRenderedPageBreak/>
               <w:t>rÉeÉiÉå rÉ</w:t>
             </w:r>
             <w:r>
@@ -28573,6 +29058,7 @@
                 <w:rFonts w:cs="BRH Devanagari Extra"/>
                 <w:szCs w:val="40"/>
               </w:rPr>
+              <w:lastRenderedPageBreak/>
               <w:t>21</w:t>
             </w:r>
             <w:r>
@@ -28994,7 +29480,6 @@
                 <w:sz w:val="32"/>
                 <w:szCs w:val="40"/>
               </w:rPr>
-              <w:lastRenderedPageBreak/>
               <w:t>A</w:t>
             </w:r>
             <w:r>
@@ -29105,7 +29590,6 @@
                 <w:rFonts w:cs="BRH Devanagari Extra"/>
                 <w:szCs w:val="40"/>
               </w:rPr>
-              <w:lastRenderedPageBreak/>
               <w:t>28</w:t>
             </w:r>
             <w:r>
@@ -30976,6 +31460,7 @@
                 <w:rFonts w:cs="BRH Devanagari Extra"/>
                 <w:szCs w:val="40"/>
               </w:rPr>
+              <w:lastRenderedPageBreak/>
               <w:t>52</w:t>
             </w:r>
             <w:r>
@@ -31926,7 +32411,6 @@
                 <w:rFonts w:cs="BRH Devanagari Extra"/>
                 <w:szCs w:val="40"/>
               </w:rPr>
-              <w:lastRenderedPageBreak/>
               <w:t>53</w:t>
             </w:r>
             <w:r>
@@ -34078,6 +34562,7 @@
                 <w:sz w:val="32"/>
                 <w:szCs w:val="40"/>
               </w:rPr>
+              <w:lastRenderedPageBreak/>
               <w:t>AluÉlÉÑ</w:t>
             </w:r>
             <w:r>
@@ -34125,6 +34610,7 @@
                 <w:rFonts w:cs="BRH Devanagari Extra"/>
                 <w:szCs w:val="40"/>
               </w:rPr>
+              <w:lastRenderedPageBreak/>
               <w:t>2</w:t>
             </w:r>
             <w:r>
@@ -34425,6 +34911,7 @@
                 <w:sz w:val="32"/>
                 <w:szCs w:val="40"/>
               </w:rPr>
+              <w:lastRenderedPageBreak/>
               <w:t>AluÉlÉÑ</w:t>
             </w:r>
             <w:r>
@@ -34474,6 +34961,7 @@
                 <w:rFonts w:cs="BRH Devanagari Extra"/>
                 <w:szCs w:val="40"/>
               </w:rPr>
+              <w:lastRenderedPageBreak/>
               <w:t>50</w:t>
             </w:r>
             <w:r>
@@ -35040,7 +35528,6 @@
                 <w:rFonts w:cs="BRH Devanagari Extra"/>
                 <w:szCs w:val="40"/>
               </w:rPr>
-              <w:lastRenderedPageBreak/>
               <w:t>12</w:t>
             </w:r>
             <w:r>
@@ -36812,6 +37299,7 @@
           <w:szCs w:val="32"/>
           <w:u w:val="single"/>
         </w:rPr>
+        <w:lastRenderedPageBreak/>
         <w:t>=============</w:t>
       </w:r>
     </w:p>

--- a/TS Jatai Ghanam Project/TS 1.6/TS 1.6 Ghanam Sanskrit Corrections.docx
+++ b/TS Jatai Ghanam Project/TS 1.6/TS 1.6 Ghanam Sanskrit Corrections.docx
@@ -71,10 +71,30 @@
           <w:bCs/>
           <w:sz w:val="32"/>
           <w:szCs w:val="32"/>
-          <w:highlight w:val="red"/>
           <w:u w:val="single"/>
         </w:rPr>
-        <w:t>????</w:t>
+        <w:t>30</w:t>
+      </w:r>
+      <w:r>
+        <w:rPr>
+          <w:b/>
+          <w:bCs/>
+          <w:sz w:val="32"/>
+          <w:szCs w:val="32"/>
+          <w:u w:val="single"/>
+          <w:vertAlign w:val="superscript"/>
+        </w:rPr>
+        <w:t>th</w:t>
+      </w:r>
+      <w:r>
+        <w:rPr>
+          <w:b/>
+          <w:bCs/>
+          <w:sz w:val="32"/>
+          <w:szCs w:val="32"/>
+          <w:u w:val="single"/>
+        </w:rPr>
+        <w:t xml:space="preserve"> June 2026</w:t>
       </w:r>
     </w:p>
     <w:p>
@@ -1091,7 +1111,7 @@
       </w:tr>
       <w:tr>
         <w:trPr>
-          <w:trHeight w:val="1338"/>
+          <w:trHeight w:val="1197"/>
         </w:trPr>
         <w:tc>
           <w:tcPr>
@@ -1105,10 +1125,588 @@
               <w:adjustRightInd w:val="0"/>
               <w:spacing w:before="0" w:line="240" w:lineRule="auto"/>
               <w:rPr>
-                <w:rFonts w:cs="BRH Devanagari Extra"/>
+                <w:rFonts w:ascii="BRH Devanagari Extra" w:hAnsi="BRH Devanagari Extra" w:cs="BRH Devanagari Extra"/>
                 <w:color w:val="000000"/>
-                <w:szCs w:val="40"/>
-                <w:lang w:val="it-IT"/>
+                <w:sz w:val="32"/>
+                <w:szCs w:val="40"/>
+              </w:rPr>
+            </w:pPr>
+            <w:r>
+              <w:rPr>
+                <w:rFonts w:cs="BRH Devanagari Extra"/>
+                <w:color w:val="000000"/>
+                <w:szCs w:val="40"/>
+              </w:rPr>
+              <w:t>1</w:t>
+            </w:r>
+            <w:r>
+              <w:rPr>
+                <w:rFonts w:ascii="BRH Devanagari Extra" w:hAnsi="BRH Devanagari Extra" w:cs="BRH Devanagari Extra"/>
+                <w:color w:val="000000"/>
+                <w:sz w:val="32"/>
+                <w:szCs w:val="40"/>
+              </w:rPr>
+              <w:t>)</w:t>
+            </w:r>
+            <w:r>
+              <w:rPr>
+                <w:rFonts w:ascii="BRH Devanagari Extra" w:hAnsi="BRH Devanagari Extra" w:cs="BRH Devanagari Extra"/>
+                <w:color w:val="000000"/>
+                <w:sz w:val="32"/>
+                <w:szCs w:val="40"/>
+              </w:rPr>
+              <w:tab/>
+            </w:r>
+            <w:r>
+              <w:rPr>
+                <w:rFonts w:cs="BRH Devanagari Extra"/>
+                <w:color w:val="000000"/>
+                <w:szCs w:val="40"/>
+              </w:rPr>
+              <w:t>1</w:t>
+            </w:r>
+            <w:r>
+              <w:rPr>
+                <w:rFonts w:ascii="BRH Devanagari Extra" w:hAnsi="BRH Devanagari Extra" w:cs="BRH Devanagari Extra"/>
+                <w:color w:val="000000"/>
+                <w:sz w:val="32"/>
+                <w:szCs w:val="40"/>
+              </w:rPr>
+              <w:t>.</w:t>
+            </w:r>
+            <w:r>
+              <w:rPr>
+                <w:rFonts w:cs="BRH Devanagari Extra"/>
+                <w:color w:val="000000"/>
+                <w:szCs w:val="40"/>
+              </w:rPr>
+              <w:t>6</w:t>
+            </w:r>
+            <w:r>
+              <w:rPr>
+                <w:rFonts w:ascii="BRH Devanagari Extra" w:hAnsi="BRH Devanagari Extra" w:cs="BRH Devanagari Extra"/>
+                <w:color w:val="000000"/>
+                <w:sz w:val="32"/>
+                <w:szCs w:val="40"/>
+              </w:rPr>
+              <w:t>.</w:t>
+            </w:r>
+            <w:r>
+              <w:rPr>
+                <w:rFonts w:cs="BRH Devanagari Extra"/>
+                <w:color w:val="000000"/>
+                <w:szCs w:val="40"/>
+              </w:rPr>
+              <w:t>11</w:t>
+            </w:r>
+            <w:r>
+              <w:rPr>
+                <w:rFonts w:ascii="BRH Devanagari Extra" w:hAnsi="BRH Devanagari Extra" w:cs="BRH Devanagari Extra"/>
+                <w:color w:val="000000"/>
+                <w:sz w:val="32"/>
+                <w:szCs w:val="40"/>
+              </w:rPr>
+              <w:t>.</w:t>
+            </w:r>
+            <w:r>
+              <w:rPr>
+                <w:rFonts w:cs="BRH Devanagari Extra"/>
+                <w:color w:val="000000"/>
+                <w:szCs w:val="40"/>
+              </w:rPr>
+              <w:t>4</w:t>
+            </w:r>
+            <w:r>
+              <w:rPr>
+                <w:rFonts w:ascii="BRH Devanagari Extra" w:hAnsi="BRH Devanagari Extra" w:cs="BRH Devanagari Extra"/>
+                <w:color w:val="000000"/>
+                <w:sz w:val="32"/>
+                <w:szCs w:val="40"/>
+              </w:rPr>
+              <w:t>(</w:t>
+            </w:r>
+            <w:r>
+              <w:rPr>
+                <w:rFonts w:cs="BRH Devanagari Extra"/>
+                <w:color w:val="000000"/>
+                <w:szCs w:val="40"/>
+              </w:rPr>
+              <w:t>1</w:t>
+            </w:r>
+            <w:r>
+              <w:rPr>
+                <w:rFonts w:ascii="BRH Devanagari Extra" w:hAnsi="BRH Devanagari Extra" w:cs="BRH Devanagari Extra"/>
+                <w:color w:val="000000"/>
+                <w:sz w:val="32"/>
+                <w:szCs w:val="40"/>
+              </w:rPr>
+              <w:t>)</w:t>
+            </w:r>
+            <w:proofErr w:type="gramStart"/>
+            <w:r>
+              <w:rPr>
+                <w:rFonts w:ascii="BRH Devanagari Extra" w:hAnsi="BRH Devanagari Extra" w:cs="BRH Devanagari Extra"/>
+                <w:color w:val="000000"/>
+                <w:sz w:val="32"/>
+                <w:szCs w:val="40"/>
+              </w:rPr>
+              <w:t>-  A</w:t>
+            </w:r>
+            <w:proofErr w:type="gramEnd"/>
+            <w:r>
+              <w:rPr>
+                <w:rFonts w:ascii="BRH Malayalam Extra" w:hAnsi="BRH Malayalam Extra" w:cs="BRH Devanagari Extra"/>
+                <w:color w:val="000000"/>
+                <w:szCs w:val="40"/>
+              </w:rPr>
+              <w:t>–</w:t>
+            </w:r>
+            <w:r>
+              <w:rPr>
+                <w:rFonts w:ascii="BRH Devanagari Extra" w:hAnsi="BRH Devanagari Extra" w:cs="BRH Devanagari Extra"/>
+                <w:color w:val="000000"/>
+                <w:sz w:val="32"/>
+                <w:szCs w:val="40"/>
+              </w:rPr>
+              <w:t>eÉ</w:t>
+            </w:r>
+            <w:r>
+              <w:rPr>
+                <w:rFonts w:ascii="BRH Malayalam Extra" w:hAnsi="BRH Malayalam Extra" w:cs="BRH Devanagari Extra"/>
+                <w:color w:val="000000"/>
+                <w:szCs w:val="40"/>
+              </w:rPr>
+              <w:t>–</w:t>
+            </w:r>
+            <w:r>
+              <w:rPr>
+                <w:rFonts w:ascii="BRH Devanagari Extra" w:hAnsi="BRH Devanagari Extra" w:cs="BRH Devanagari Extra"/>
+                <w:color w:val="000000"/>
+                <w:sz w:val="32"/>
+                <w:szCs w:val="40"/>
+                <w:highlight w:val="yellow"/>
+              </w:rPr>
+              <w:t>lÉ</w:t>
+            </w:r>
+            <w:r>
+              <w:rPr>
+                <w:rFonts w:ascii="BRH Devanagari Extra" w:hAnsi="BRH Devanagari Extra" w:cs="BRH Devanagari Extra"/>
+                <w:color w:val="000000"/>
+                <w:sz w:val="32"/>
+                <w:szCs w:val="40"/>
+              </w:rPr>
+              <w:t>rÉ</w:t>
+            </w:r>
+            <w:r>
+              <w:rPr>
+                <w:rFonts w:ascii="BRH Malayalam Extra" w:hAnsi="BRH Malayalam Extra" w:cs="BRH Devanagari Extra"/>
+                <w:color w:val="000000"/>
+                <w:szCs w:val="40"/>
+              </w:rPr>
+              <w:t>–</w:t>
+            </w:r>
+            <w:r>
+              <w:rPr>
+                <w:rFonts w:ascii="BRH Devanagari Extra" w:hAnsi="BRH Devanagari Extra" w:cs="BRH Devanagari Extra"/>
+                <w:color w:val="000000"/>
+                <w:sz w:val="32"/>
+                <w:szCs w:val="40"/>
+              </w:rPr>
+              <w:t>³Éç | rÉå | rÉeÉÉþqÉWåû |</w:t>
+            </w:r>
+          </w:p>
+          <w:p>
+            <w:pPr>
+              <w:widowControl w:val="0"/>
+              <w:autoSpaceDE w:val="0"/>
+              <w:autoSpaceDN w:val="0"/>
+              <w:adjustRightInd w:val="0"/>
+              <w:spacing w:before="0" w:line="240" w:lineRule="auto"/>
+              <w:rPr>
+                <w:rFonts w:ascii="BRH Devanagari Extra" w:hAnsi="BRH Devanagari Extra" w:cs="BRH Devanagari Extra"/>
+                <w:color w:val="000000"/>
+                <w:sz w:val="32"/>
+                <w:szCs w:val="40"/>
+              </w:rPr>
+            </w:pPr>
+            <w:r>
+              <w:rPr>
+                <w:rFonts w:ascii="BRH Devanagari Extra" w:hAnsi="BRH Devanagari Extra" w:cs="BRH Devanagari Extra"/>
+                <w:color w:val="000000"/>
+                <w:sz w:val="32"/>
+                <w:szCs w:val="40"/>
+              </w:rPr>
+              <w:t>A</w:t>
+            </w:r>
+            <w:r>
+              <w:rPr>
+                <w:rFonts w:ascii="BRH Malayalam Extra" w:hAnsi="BRH Malayalam Extra" w:cs="BRH Devanagari Extra"/>
+                <w:color w:val="000000"/>
+                <w:szCs w:val="40"/>
+              </w:rPr>
+              <w:t>–</w:t>
+            </w:r>
+            <w:r>
+              <w:rPr>
+                <w:rFonts w:ascii="BRH Devanagari Extra" w:hAnsi="BRH Devanagari Extra" w:cs="BRH Devanagari Extra"/>
+                <w:color w:val="000000"/>
+                <w:sz w:val="32"/>
+                <w:szCs w:val="40"/>
+              </w:rPr>
+              <w:t>eÉ</w:t>
+            </w:r>
+            <w:r>
+              <w:rPr>
+                <w:rFonts w:ascii="BRH Malayalam Extra" w:hAnsi="BRH Malayalam Extra" w:cs="BRH Devanagari Extra"/>
+                <w:color w:val="000000"/>
+                <w:szCs w:val="40"/>
+              </w:rPr>
+              <w:t>–</w:t>
+            </w:r>
+            <w:r>
+              <w:rPr>
+                <w:rFonts w:ascii="BRH Devanagari Extra" w:hAnsi="BRH Devanagari Extra" w:cs="BRH Devanagari Extra"/>
+                <w:color w:val="000000"/>
+                <w:sz w:val="32"/>
+                <w:szCs w:val="40"/>
+              </w:rPr>
+              <w:t>lÉrÉ</w:t>
+            </w:r>
+            <w:r>
+              <w:rPr>
+                <w:rFonts w:ascii="BRH Malayalam Extra" w:hAnsi="BRH Malayalam Extra" w:cs="BRH Devanagari Extra"/>
+                <w:color w:val="000000"/>
+                <w:szCs w:val="40"/>
+              </w:rPr>
+              <w:t>–</w:t>
+            </w:r>
+            <w:r>
+              <w:rPr>
+                <w:rFonts w:ascii="BRH Devanagari Extra" w:hAnsi="BRH Devanagari Extra" w:cs="BRH Devanagari Extra"/>
+                <w:color w:val="000000"/>
+                <w:sz w:val="32"/>
+                <w:szCs w:val="40"/>
+              </w:rPr>
+              <w:t>lÉç</w:t>
+            </w:r>
+            <w:r>
+              <w:rPr>
+                <w:rFonts w:ascii="BRH Malayalam Extra" w:hAnsi="BRH Malayalam Extra" w:cs="BRH Devanagari Extra"/>
+                <w:color w:val="000000"/>
+                <w:szCs w:val="40"/>
+              </w:rPr>
+              <w:t>–</w:t>
+            </w:r>
+            <w:r>
+              <w:rPr>
+                <w:rFonts w:ascii="BRH Devanagari Extra" w:hAnsi="BRH Devanagari Extra" w:cs="BRH Devanagari Extra"/>
+                <w:color w:val="000000"/>
+                <w:sz w:val="32"/>
+                <w:szCs w:val="40"/>
+              </w:rPr>
+              <w:t>. rÉå rÉåþ Å</w:t>
+            </w:r>
+            <w:r>
+              <w:rPr>
+                <w:rFonts w:ascii="BRH Devanagari Extra" w:hAnsi="BRH Devanagari Extra" w:cs="BRH Devanagari Extra"/>
+                <w:color w:val="000000"/>
+                <w:sz w:val="32"/>
+                <w:szCs w:val="40"/>
+                <w:highlight w:val="yellow"/>
+              </w:rPr>
+              <w:t>eÉ</w:t>
+            </w:r>
+            <w:r>
+              <w:rPr>
+                <w:rFonts w:ascii="BRH Malayalam Extra" w:hAnsi="BRH Malayalam Extra" w:cs="BRH Devanagari Extra"/>
+                <w:color w:val="000000"/>
+                <w:szCs w:val="40"/>
+              </w:rPr>
+              <w:t>–</w:t>
+            </w:r>
+            <w:r>
+              <w:rPr>
+                <w:rFonts w:ascii="BRH Devanagari Extra" w:hAnsi="BRH Devanagari Extra" w:cs="BRH Devanagari Extra"/>
+                <w:color w:val="000000"/>
+                <w:sz w:val="32"/>
+                <w:szCs w:val="40"/>
+              </w:rPr>
+              <w:t>lÉ</w:t>
+            </w:r>
+            <w:r>
+              <w:rPr>
+                <w:rFonts w:ascii="BRH Devanagari Extra" w:hAnsi="BRH Devanagari Extra" w:cs="BRH Devanagari Extra"/>
+                <w:color w:val="000000"/>
+                <w:sz w:val="32"/>
+                <w:szCs w:val="40"/>
+                <w:highlight w:val="yellow"/>
+              </w:rPr>
+              <w:t>rÉ</w:t>
+            </w:r>
+            <w:r>
+              <w:rPr>
+                <w:rFonts w:ascii="BRH Malayalam Extra" w:hAnsi="BRH Malayalam Extra" w:cs="BRH Devanagari Extra"/>
+                <w:color w:val="000000"/>
+                <w:szCs w:val="40"/>
+              </w:rPr>
+              <w:t>–</w:t>
+            </w:r>
+            <w:r>
+              <w:rPr>
+                <w:rFonts w:ascii="BRH Devanagari Extra" w:hAnsi="BRH Devanagari Extra" w:cs="BRH Devanagari Extra"/>
+                <w:color w:val="000000"/>
+                <w:sz w:val="32"/>
+                <w:szCs w:val="40"/>
+              </w:rPr>
+              <w:t>lÉç lÉ</w:t>
+            </w:r>
+            <w:r>
+              <w:rPr>
+                <w:rFonts w:ascii="BRH Devanagari Extra" w:hAnsi="BRH Devanagari Extra" w:cs="BRH Devanagari Extra"/>
+                <w:color w:val="000000"/>
+                <w:sz w:val="32"/>
+                <w:szCs w:val="40"/>
+                <w:highlight w:val="yellow"/>
+              </w:rPr>
+              <w:t>eÉ</w:t>
+            </w:r>
+            <w:r>
+              <w:rPr>
+                <w:rFonts w:ascii="BRH Malayalam Extra" w:hAnsi="BRH Malayalam Extra" w:cs="BRH Devanagari Extra"/>
+                <w:color w:val="000000"/>
+                <w:szCs w:val="40"/>
+              </w:rPr>
+              <w:t>–</w:t>
+            </w:r>
+            <w:r>
+              <w:rPr>
+                <w:rFonts w:ascii="BRH Devanagari Extra" w:hAnsi="BRH Devanagari Extra" w:cs="BRH Devanagari Extra"/>
+                <w:color w:val="000000"/>
+                <w:sz w:val="32"/>
+                <w:szCs w:val="40"/>
+              </w:rPr>
+              <w:t>lÉrÉ</w:t>
+            </w:r>
+            <w:r>
+              <w:rPr>
+                <w:rFonts w:ascii="BRH Malayalam Extra" w:hAnsi="BRH Malayalam Extra" w:cs="BRH Devanagari Extra"/>
+                <w:color w:val="000000"/>
+                <w:szCs w:val="40"/>
+              </w:rPr>
+              <w:t>–</w:t>
+            </w:r>
+            <w:r>
+              <w:rPr>
+                <w:rFonts w:ascii="BRH Devanagari Extra" w:hAnsi="BRH Devanagari Extra" w:cs="BRH Devanagari Extra"/>
+                <w:color w:val="000000"/>
+                <w:sz w:val="32"/>
+                <w:szCs w:val="40"/>
+              </w:rPr>
+              <w:t>lÉç</w:t>
+            </w:r>
+            <w:r>
+              <w:rPr>
+                <w:rFonts w:ascii="BRH Malayalam Extra" w:hAnsi="BRH Malayalam Extra" w:cs="BRH Devanagari Extra"/>
+                <w:color w:val="000000"/>
+                <w:szCs w:val="40"/>
+              </w:rPr>
+              <w:t>–</w:t>
+            </w:r>
+            <w:r>
+              <w:rPr>
+                <w:rFonts w:ascii="BRH Devanagari Extra" w:hAnsi="BRH Devanagari Extra" w:cs="BRH Devanagari Extra"/>
+                <w:color w:val="000000"/>
+                <w:sz w:val="32"/>
+                <w:szCs w:val="40"/>
+              </w:rPr>
+              <w:t>. rÉå rÉeÉÉþqÉWåû</w:t>
+            </w:r>
+            <w:r>
+              <w:rPr>
+                <w:rFonts w:ascii="BRH Malayalam Extra" w:hAnsi="BRH Malayalam Extra" w:cs="BRH Devanagari Extra"/>
+                <w:color w:val="000000"/>
+                <w:szCs w:val="40"/>
+              </w:rPr>
+              <w:t>–</w:t>
+            </w:r>
+            <w:r>
+              <w:rPr>
+                <w:rFonts w:ascii="BRH Devanagari Extra" w:hAnsi="BRH Devanagari Extra" w:cs="BRH Devanagari Extra"/>
+                <w:color w:val="000000"/>
+                <w:sz w:val="32"/>
+                <w:szCs w:val="40"/>
+              </w:rPr>
+              <w:t xml:space="preserve"> rÉeÉÉþqÉWåû </w:t>
+            </w:r>
+          </w:p>
+          <w:p>
+            <w:pPr>
+              <w:widowControl w:val="0"/>
+              <w:autoSpaceDE w:val="0"/>
+              <w:autoSpaceDN w:val="0"/>
+              <w:adjustRightInd w:val="0"/>
+              <w:spacing w:before="0" w:line="240" w:lineRule="auto"/>
+              <w:rPr>
+                <w:rFonts w:ascii="BRH Devanagari Extra" w:hAnsi="BRH Devanagari Extra" w:cs="BRH Devanagari Extra"/>
+                <w:color w:val="000000"/>
+                <w:sz w:val="32"/>
+                <w:szCs w:val="40"/>
+              </w:rPr>
+            </w:pPr>
+            <w:r>
+              <w:rPr>
+                <w:rFonts w:ascii="BRH Devanagari Extra" w:hAnsi="BRH Devanagari Extra" w:cs="BRH Devanagari Extra"/>
+                <w:color w:val="000000"/>
+                <w:sz w:val="32"/>
+                <w:szCs w:val="40"/>
+              </w:rPr>
+              <w:t>rÉåþ Å</w:t>
+            </w:r>
+            <w:r>
+              <w:rPr>
+                <w:rFonts w:ascii="BRH Devanagari Extra" w:hAnsi="BRH Devanagari Extra" w:cs="BRH Devanagari Extra"/>
+                <w:color w:val="000000"/>
+                <w:sz w:val="32"/>
+                <w:szCs w:val="40"/>
+                <w:highlight w:val="yellow"/>
+              </w:rPr>
+              <w:t>eÉ</w:t>
+            </w:r>
+            <w:r>
+              <w:rPr>
+                <w:rFonts w:ascii="BRH Malayalam Extra" w:hAnsi="BRH Malayalam Extra" w:cs="BRH Devanagari Extra"/>
+                <w:color w:val="000000"/>
+                <w:szCs w:val="40"/>
+              </w:rPr>
+              <w:t>–</w:t>
+            </w:r>
+            <w:r>
+              <w:rPr>
+                <w:rFonts w:ascii="BRH Devanagari Extra" w:hAnsi="BRH Devanagari Extra" w:cs="BRH Devanagari Extra"/>
+                <w:color w:val="000000"/>
+                <w:sz w:val="32"/>
+                <w:szCs w:val="40"/>
+              </w:rPr>
+              <w:t>lÉ</w:t>
+            </w:r>
+            <w:r>
+              <w:rPr>
+                <w:rFonts w:ascii="BRH Devanagari Extra" w:hAnsi="BRH Devanagari Extra" w:cs="BRH Devanagari Extra"/>
+                <w:color w:val="000000"/>
+                <w:sz w:val="32"/>
+                <w:szCs w:val="40"/>
+                <w:highlight w:val="yellow"/>
+              </w:rPr>
+              <w:t>r</w:t>
+            </w:r>
+            <w:r>
+              <w:rPr>
+                <w:rFonts w:ascii="BRH Devanagari Extra" w:hAnsi="BRH Devanagari Extra" w:cs="BRH Devanagari Extra"/>
+                <w:color w:val="000000"/>
+                <w:sz w:val="32"/>
+                <w:szCs w:val="40"/>
+              </w:rPr>
+              <w:t>É</w:t>
+            </w:r>
+            <w:r>
+              <w:rPr>
+                <w:rFonts w:ascii="BRH Malayalam Extra" w:hAnsi="BRH Malayalam Extra" w:cs="BRH Devanagari Extra"/>
+                <w:color w:val="000000"/>
+                <w:szCs w:val="40"/>
+              </w:rPr>
+              <w:t>–</w:t>
+            </w:r>
+            <w:r>
+              <w:rPr>
+                <w:rFonts w:ascii="BRH Devanagari Extra" w:hAnsi="BRH Devanagari Extra" w:cs="BRH Devanagari Extra"/>
+                <w:color w:val="000000"/>
+                <w:sz w:val="32"/>
+                <w:szCs w:val="40"/>
+              </w:rPr>
+              <w:t>lÉç lÉ</w:t>
+            </w:r>
+            <w:r>
+              <w:rPr>
+                <w:rFonts w:ascii="BRH Devanagari Extra" w:hAnsi="BRH Devanagari Extra" w:cs="BRH Devanagari Extra"/>
+                <w:color w:val="000000"/>
+                <w:sz w:val="32"/>
+                <w:szCs w:val="40"/>
+                <w:highlight w:val="yellow"/>
+              </w:rPr>
+              <w:t>e</w:t>
+            </w:r>
+            <w:r>
+              <w:rPr>
+                <w:rFonts w:ascii="BRH Devanagari Extra" w:hAnsi="BRH Devanagari Extra" w:cs="BRH Devanagari Extra"/>
+                <w:color w:val="000000"/>
+                <w:sz w:val="32"/>
+                <w:szCs w:val="40"/>
+              </w:rPr>
+              <w:t>É</w:t>
+            </w:r>
+            <w:r>
+              <w:rPr>
+                <w:rFonts w:ascii="BRH Malayalam Extra" w:hAnsi="BRH Malayalam Extra" w:cs="BRH Devanagari Extra"/>
+                <w:color w:val="000000"/>
+                <w:szCs w:val="40"/>
+              </w:rPr>
+              <w:t>–</w:t>
+            </w:r>
+            <w:r>
+              <w:rPr>
+                <w:rFonts w:ascii="BRH Devanagari Extra" w:hAnsi="BRH Devanagari Extra" w:cs="BRH Devanagari Extra"/>
+                <w:color w:val="000000"/>
+                <w:sz w:val="32"/>
+                <w:szCs w:val="40"/>
+              </w:rPr>
+              <w:t>lÉrÉ</w:t>
+            </w:r>
+            <w:r>
+              <w:rPr>
+                <w:rFonts w:ascii="BRH Malayalam Extra" w:hAnsi="BRH Malayalam Extra" w:cs="BRH Devanagari Extra"/>
+                <w:color w:val="000000"/>
+                <w:szCs w:val="40"/>
+              </w:rPr>
+              <w:t>–</w:t>
+            </w:r>
+            <w:r>
+              <w:rPr>
+                <w:rFonts w:ascii="BRH Devanagari Extra" w:hAnsi="BRH Devanagari Extra" w:cs="BRH Devanagari Extra"/>
+                <w:color w:val="000000"/>
+                <w:sz w:val="32"/>
+                <w:szCs w:val="40"/>
+              </w:rPr>
+              <w:t>lÉç</w:t>
+            </w:r>
+            <w:r>
+              <w:rPr>
+                <w:rFonts w:ascii="BRH Malayalam Extra" w:hAnsi="BRH Malayalam Extra" w:cs="BRH Devanagari Extra"/>
+                <w:color w:val="000000"/>
+                <w:szCs w:val="40"/>
+              </w:rPr>
+              <w:t>–</w:t>
+            </w:r>
+            <w:r>
+              <w:rPr>
+                <w:rFonts w:ascii="BRH Devanagari Extra" w:hAnsi="BRH Devanagari Extra" w:cs="BRH Devanagari Extra"/>
+                <w:color w:val="000000"/>
+                <w:sz w:val="32"/>
+                <w:szCs w:val="40"/>
+              </w:rPr>
+              <w:t xml:space="preserve">. rÉå rÉeÉÉþqÉWåû | </w:t>
+            </w:r>
+          </w:p>
+          <w:p>
+            <w:pPr>
+              <w:widowControl w:val="0"/>
+              <w:autoSpaceDE w:val="0"/>
+              <w:autoSpaceDN w:val="0"/>
+              <w:adjustRightInd w:val="0"/>
+              <w:spacing w:before="0" w:line="240" w:lineRule="auto"/>
+              <w:rPr>
+                <w:rFonts w:cs="BRH Malayalam Extra"/>
+                <w:color w:val="000000"/>
+                <w:szCs w:val="40"/>
               </w:rPr>
             </w:pPr>
           </w:p>
@@ -1125,10 +1723,531 @@
               <w:adjustRightInd w:val="0"/>
               <w:spacing w:before="0" w:line="240" w:lineRule="auto"/>
               <w:rPr>
-                <w:rFonts w:cs="BRH Devanagari Extra"/>
+                <w:rFonts w:ascii="BRH Devanagari Extra" w:hAnsi="BRH Devanagari Extra" w:cs="BRH Devanagari Extra"/>
                 <w:color w:val="000000"/>
-                <w:szCs w:val="40"/>
-                <w:lang w:val="it-IT"/>
+                <w:sz w:val="32"/>
+                <w:szCs w:val="40"/>
+              </w:rPr>
+            </w:pPr>
+            <w:r>
+              <w:rPr>
+                <w:rFonts w:cs="BRH Devanagari Extra"/>
+                <w:color w:val="000000"/>
+                <w:szCs w:val="40"/>
+              </w:rPr>
+              <w:t>1</w:t>
+            </w:r>
+            <w:r>
+              <w:rPr>
+                <w:rFonts w:ascii="BRH Devanagari Extra" w:hAnsi="BRH Devanagari Extra" w:cs="BRH Devanagari Extra"/>
+                <w:color w:val="000000"/>
+                <w:sz w:val="32"/>
+                <w:szCs w:val="40"/>
+              </w:rPr>
+              <w:t>)</w:t>
+            </w:r>
+            <w:r>
+              <w:rPr>
+                <w:rFonts w:ascii="BRH Devanagari Extra" w:hAnsi="BRH Devanagari Extra" w:cs="BRH Devanagari Extra"/>
+                <w:color w:val="000000"/>
+                <w:sz w:val="32"/>
+                <w:szCs w:val="40"/>
+              </w:rPr>
+              <w:tab/>
+            </w:r>
+            <w:r>
+              <w:rPr>
+                <w:rFonts w:cs="BRH Devanagari Extra"/>
+                <w:color w:val="000000"/>
+                <w:szCs w:val="40"/>
+              </w:rPr>
+              <w:t>1</w:t>
+            </w:r>
+            <w:r>
+              <w:rPr>
+                <w:rFonts w:ascii="BRH Devanagari Extra" w:hAnsi="BRH Devanagari Extra" w:cs="BRH Devanagari Extra"/>
+                <w:color w:val="000000"/>
+                <w:sz w:val="32"/>
+                <w:szCs w:val="40"/>
+              </w:rPr>
+              <w:t>.</w:t>
+            </w:r>
+            <w:r>
+              <w:rPr>
+                <w:rFonts w:cs="BRH Devanagari Extra"/>
+                <w:color w:val="000000"/>
+                <w:szCs w:val="40"/>
+              </w:rPr>
+              <w:t>6</w:t>
+            </w:r>
+            <w:r>
+              <w:rPr>
+                <w:rFonts w:ascii="BRH Devanagari Extra" w:hAnsi="BRH Devanagari Extra" w:cs="BRH Devanagari Extra"/>
+                <w:color w:val="000000"/>
+                <w:sz w:val="32"/>
+                <w:szCs w:val="40"/>
+              </w:rPr>
+              <w:t>.</w:t>
+            </w:r>
+            <w:r>
+              <w:rPr>
+                <w:rFonts w:cs="BRH Devanagari Extra"/>
+                <w:color w:val="000000"/>
+                <w:szCs w:val="40"/>
+              </w:rPr>
+              <w:t>11</w:t>
+            </w:r>
+            <w:r>
+              <w:rPr>
+                <w:rFonts w:ascii="BRH Devanagari Extra" w:hAnsi="BRH Devanagari Extra" w:cs="BRH Devanagari Extra"/>
+                <w:color w:val="000000"/>
+                <w:sz w:val="32"/>
+                <w:szCs w:val="40"/>
+              </w:rPr>
+              <w:t>.</w:t>
+            </w:r>
+            <w:r>
+              <w:rPr>
+                <w:rFonts w:cs="BRH Devanagari Extra"/>
+                <w:color w:val="000000"/>
+                <w:szCs w:val="40"/>
+              </w:rPr>
+              <w:t>4</w:t>
+            </w:r>
+            <w:r>
+              <w:rPr>
+                <w:rFonts w:ascii="BRH Devanagari Extra" w:hAnsi="BRH Devanagari Extra" w:cs="BRH Devanagari Extra"/>
+                <w:color w:val="000000"/>
+                <w:sz w:val="32"/>
+                <w:szCs w:val="40"/>
+              </w:rPr>
+              <w:t>(</w:t>
+            </w:r>
+            <w:r>
+              <w:rPr>
+                <w:rFonts w:cs="BRH Devanagari Extra"/>
+                <w:color w:val="000000"/>
+                <w:szCs w:val="40"/>
+              </w:rPr>
+              <w:t>1</w:t>
+            </w:r>
+            <w:r>
+              <w:rPr>
+                <w:rFonts w:ascii="BRH Devanagari Extra" w:hAnsi="BRH Devanagari Extra" w:cs="BRH Devanagari Extra"/>
+                <w:color w:val="000000"/>
+                <w:sz w:val="32"/>
+                <w:szCs w:val="40"/>
+              </w:rPr>
+              <w:t>)</w:t>
+            </w:r>
+            <w:proofErr w:type="gramStart"/>
+            <w:r>
+              <w:rPr>
+                <w:rFonts w:ascii="BRH Devanagari Extra" w:hAnsi="BRH Devanagari Extra" w:cs="BRH Devanagari Extra"/>
+                <w:color w:val="000000"/>
+                <w:sz w:val="32"/>
+                <w:szCs w:val="40"/>
+              </w:rPr>
+              <w:t>-  A</w:t>
+            </w:r>
+            <w:proofErr w:type="gramEnd"/>
+            <w:r>
+              <w:rPr>
+                <w:rFonts w:ascii="BRH Malayalam Extra" w:hAnsi="BRH Malayalam Extra" w:cs="BRH Devanagari Extra"/>
+                <w:color w:val="000000"/>
+                <w:szCs w:val="40"/>
+              </w:rPr>
+              <w:t>–</w:t>
+            </w:r>
+            <w:r>
+              <w:rPr>
+                <w:rFonts w:ascii="BRH Devanagari Extra" w:hAnsi="BRH Devanagari Extra" w:cs="BRH Devanagari Extra"/>
+                <w:color w:val="000000"/>
+                <w:sz w:val="32"/>
+                <w:szCs w:val="40"/>
+              </w:rPr>
+              <w:t>eÉ</w:t>
+            </w:r>
+            <w:r>
+              <w:rPr>
+                <w:rFonts w:ascii="BRH Malayalam Extra" w:hAnsi="BRH Malayalam Extra" w:cs="BRH Devanagari Extra"/>
+                <w:color w:val="000000"/>
+                <w:szCs w:val="40"/>
+                <w:highlight w:val="green"/>
+              </w:rPr>
+              <w:t>–</w:t>
+            </w:r>
+            <w:r>
+              <w:rPr>
+                <w:rFonts w:ascii="BRH Devanagari Extra" w:hAnsi="BRH Devanagari Extra" w:cs="BRH Devanagari Extra"/>
+                <w:color w:val="000000"/>
+                <w:sz w:val="32"/>
+                <w:szCs w:val="40"/>
+                <w:highlight w:val="green"/>
+              </w:rPr>
+              <w:t>lÉ</w:t>
+            </w:r>
+            <w:r>
+              <w:rPr>
+                <w:rFonts w:ascii="BRH Malayalam Extra" w:hAnsi="BRH Malayalam Extra" w:cs="BRH Devanagari Extra"/>
+                <w:color w:val="000000"/>
+                <w:szCs w:val="40"/>
+              </w:rPr>
+              <w:t>–</w:t>
+            </w:r>
+            <w:r>
+              <w:rPr>
+                <w:rFonts w:ascii="BRH Devanagari Extra" w:hAnsi="BRH Devanagari Extra" w:cs="BRH Devanagari Extra"/>
+                <w:color w:val="000000"/>
+                <w:sz w:val="32"/>
+                <w:szCs w:val="40"/>
+              </w:rPr>
+              <w:t>rÉ</w:t>
+            </w:r>
+            <w:r>
+              <w:rPr>
+                <w:rFonts w:ascii="BRH Malayalam Extra" w:hAnsi="BRH Malayalam Extra" w:cs="BRH Devanagari Extra"/>
+                <w:color w:val="000000"/>
+                <w:szCs w:val="40"/>
+              </w:rPr>
+              <w:t>–</w:t>
+            </w:r>
+            <w:r>
+              <w:rPr>
+                <w:rFonts w:ascii="BRH Devanagari Extra" w:hAnsi="BRH Devanagari Extra" w:cs="BRH Devanagari Extra"/>
+                <w:color w:val="000000"/>
+                <w:sz w:val="32"/>
+                <w:szCs w:val="40"/>
+              </w:rPr>
+              <w:t>³Éç | rÉå | rÉeÉÉþqÉWåû |</w:t>
+            </w:r>
+          </w:p>
+          <w:p>
+            <w:pPr>
+              <w:widowControl w:val="0"/>
+              <w:autoSpaceDE w:val="0"/>
+              <w:autoSpaceDN w:val="0"/>
+              <w:adjustRightInd w:val="0"/>
+              <w:spacing w:before="0" w:line="240" w:lineRule="auto"/>
+              <w:rPr>
+                <w:rFonts w:ascii="BRH Devanagari Extra" w:hAnsi="BRH Devanagari Extra" w:cs="BRH Devanagari Extra"/>
+                <w:color w:val="000000"/>
+                <w:sz w:val="32"/>
+                <w:szCs w:val="40"/>
+              </w:rPr>
+            </w:pPr>
+            <w:r>
+              <w:rPr>
+                <w:rFonts w:ascii="BRH Devanagari Extra" w:hAnsi="BRH Devanagari Extra" w:cs="BRH Devanagari Extra"/>
+                <w:color w:val="000000"/>
+                <w:sz w:val="32"/>
+                <w:szCs w:val="40"/>
+              </w:rPr>
+              <w:t>A</w:t>
+            </w:r>
+            <w:r>
+              <w:rPr>
+                <w:rFonts w:ascii="BRH Malayalam Extra" w:hAnsi="BRH Malayalam Extra" w:cs="BRH Devanagari Extra"/>
+                <w:color w:val="000000"/>
+                <w:szCs w:val="40"/>
+              </w:rPr>
+              <w:t>–</w:t>
+            </w:r>
+            <w:r>
+              <w:rPr>
+                <w:rFonts w:ascii="BRH Devanagari Extra" w:hAnsi="BRH Devanagari Extra" w:cs="BRH Devanagari Extra"/>
+                <w:color w:val="000000"/>
+                <w:sz w:val="32"/>
+                <w:szCs w:val="40"/>
+              </w:rPr>
+              <w:t>eÉ</w:t>
+            </w:r>
+            <w:r>
+              <w:rPr>
+                <w:rFonts w:ascii="BRH Malayalam Extra" w:hAnsi="BRH Malayalam Extra" w:cs="BRH Devanagari Extra"/>
+                <w:color w:val="000000"/>
+                <w:szCs w:val="40"/>
+              </w:rPr>
+              <w:t>–</w:t>
+            </w:r>
+            <w:r>
+              <w:rPr>
+                <w:rFonts w:ascii="BRH Devanagari Extra" w:hAnsi="BRH Devanagari Extra" w:cs="BRH Devanagari Extra"/>
+                <w:color w:val="000000"/>
+                <w:sz w:val="32"/>
+                <w:szCs w:val="40"/>
+              </w:rPr>
+              <w:t>lÉrÉ</w:t>
+            </w:r>
+            <w:r>
+              <w:rPr>
+                <w:rFonts w:ascii="BRH Malayalam Extra" w:hAnsi="BRH Malayalam Extra" w:cs="BRH Devanagari Extra"/>
+                <w:color w:val="000000"/>
+                <w:szCs w:val="40"/>
+              </w:rPr>
+              <w:t>–</w:t>
+            </w:r>
+            <w:r>
+              <w:rPr>
+                <w:rFonts w:ascii="BRH Devanagari Extra" w:hAnsi="BRH Devanagari Extra" w:cs="BRH Devanagari Extra"/>
+                <w:color w:val="000000"/>
+                <w:sz w:val="32"/>
+                <w:szCs w:val="40"/>
+              </w:rPr>
+              <w:t>lÉç</w:t>
+            </w:r>
+            <w:r>
+              <w:rPr>
+                <w:rFonts w:ascii="BRH Malayalam Extra" w:hAnsi="BRH Malayalam Extra" w:cs="BRH Devanagari Extra"/>
+                <w:color w:val="000000"/>
+                <w:szCs w:val="40"/>
+              </w:rPr>
+              <w:t>–</w:t>
+            </w:r>
+            <w:r>
+              <w:rPr>
+                <w:rFonts w:ascii="BRH Devanagari Extra" w:hAnsi="BRH Devanagari Extra" w:cs="BRH Devanagari Extra"/>
+                <w:color w:val="000000"/>
+                <w:sz w:val="32"/>
+                <w:szCs w:val="40"/>
+              </w:rPr>
+              <w:t>. rÉå rÉåþ Å</w:t>
+            </w:r>
+            <w:r>
+              <w:rPr>
+                <w:rFonts w:ascii="BRH Devanagari Extra" w:hAnsi="BRH Devanagari Extra" w:cs="BRH Devanagari Extra"/>
+                <w:color w:val="000000"/>
+                <w:sz w:val="32"/>
+                <w:szCs w:val="40"/>
+                <w:highlight w:val="green"/>
+              </w:rPr>
+              <w:t>eÉ</w:t>
+            </w:r>
+            <w:r>
+              <w:rPr>
+                <w:rFonts w:ascii="BRH Devanagari Extra" w:hAnsi="BRH Devanagari Extra" w:cs="BRH Devanagari Extra"/>
+                <w:color w:val="000000"/>
+                <w:sz w:val="32"/>
+                <w:szCs w:val="40"/>
+              </w:rPr>
+              <w:t>lÉ</w:t>
+            </w:r>
+            <w:r>
+              <w:rPr>
+                <w:rFonts w:ascii="BRH Devanagari Extra" w:hAnsi="BRH Devanagari Extra" w:cs="BRH Devanagari Extra"/>
+                <w:color w:val="000000"/>
+                <w:sz w:val="32"/>
+                <w:szCs w:val="40"/>
+                <w:highlight w:val="green"/>
+              </w:rPr>
+              <w:t>rÉ</w:t>
+            </w:r>
+            <w:r>
+              <w:rPr>
+                <w:rFonts w:ascii="BRH Devanagari Extra" w:hAnsi="BRH Devanagari Extra" w:cs="BRH Devanagari Extra"/>
+                <w:color w:val="000000"/>
+                <w:sz w:val="32"/>
+                <w:szCs w:val="40"/>
+              </w:rPr>
+              <w:t>lÉç lÉ</w:t>
+            </w:r>
+            <w:r>
+              <w:rPr>
+                <w:rFonts w:ascii="BRH Devanagari Extra" w:hAnsi="BRH Devanagari Extra" w:cs="BRH Devanagari Extra"/>
+                <w:color w:val="000000"/>
+                <w:sz w:val="32"/>
+                <w:szCs w:val="40"/>
+                <w:highlight w:val="green"/>
+              </w:rPr>
+              <w:t>eÉ</w:t>
+            </w:r>
+            <w:r>
+              <w:rPr>
+                <w:rFonts w:ascii="BRH Devanagari Extra" w:hAnsi="BRH Devanagari Extra" w:cs="BRH Devanagari Extra"/>
+                <w:color w:val="000000"/>
+                <w:sz w:val="32"/>
+                <w:szCs w:val="40"/>
+              </w:rPr>
+              <w:t>lÉrÉ</w:t>
+            </w:r>
+            <w:r>
+              <w:rPr>
+                <w:rFonts w:ascii="BRH Malayalam Extra" w:hAnsi="BRH Malayalam Extra" w:cs="BRH Devanagari Extra"/>
+                <w:color w:val="000000"/>
+                <w:szCs w:val="40"/>
+              </w:rPr>
+              <w:t>–</w:t>
+            </w:r>
+            <w:r>
+              <w:rPr>
+                <w:rFonts w:ascii="BRH Devanagari Extra" w:hAnsi="BRH Devanagari Extra" w:cs="BRH Devanagari Extra"/>
+                <w:color w:val="000000"/>
+                <w:sz w:val="32"/>
+                <w:szCs w:val="40"/>
+              </w:rPr>
+              <w:t>lÉç</w:t>
+            </w:r>
+            <w:r>
+              <w:rPr>
+                <w:rFonts w:ascii="BRH Malayalam Extra" w:hAnsi="BRH Malayalam Extra" w:cs="BRH Devanagari Extra"/>
+                <w:color w:val="000000"/>
+                <w:szCs w:val="40"/>
+              </w:rPr>
+              <w:t>–</w:t>
+            </w:r>
+            <w:r>
+              <w:rPr>
+                <w:rFonts w:ascii="BRH Devanagari Extra" w:hAnsi="BRH Devanagari Extra" w:cs="BRH Devanagari Extra"/>
+                <w:color w:val="000000"/>
+                <w:sz w:val="32"/>
+                <w:szCs w:val="40"/>
+              </w:rPr>
+              <w:t>. rÉå rÉeÉÉþqÉWåû</w:t>
+            </w:r>
+            <w:r>
+              <w:rPr>
+                <w:rFonts w:ascii="BRH Malayalam Extra" w:hAnsi="BRH Malayalam Extra" w:cs="BRH Devanagari Extra"/>
+                <w:color w:val="000000"/>
+                <w:szCs w:val="40"/>
+              </w:rPr>
+              <w:t>–</w:t>
+            </w:r>
+            <w:r>
+              <w:rPr>
+                <w:rFonts w:ascii="BRH Devanagari Extra" w:hAnsi="BRH Devanagari Extra" w:cs="BRH Devanagari Extra"/>
+                <w:color w:val="000000"/>
+                <w:sz w:val="32"/>
+                <w:szCs w:val="40"/>
+              </w:rPr>
+              <w:t xml:space="preserve"> rÉeÉÉþqÉWåû </w:t>
+            </w:r>
+          </w:p>
+          <w:p>
+            <w:pPr>
+              <w:widowControl w:val="0"/>
+              <w:autoSpaceDE w:val="0"/>
+              <w:autoSpaceDN w:val="0"/>
+              <w:adjustRightInd w:val="0"/>
+              <w:spacing w:before="0" w:line="240" w:lineRule="auto"/>
+              <w:rPr>
+                <w:rFonts w:ascii="BRH Devanagari Extra" w:hAnsi="BRH Devanagari Extra" w:cs="BRH Devanagari Extra"/>
+                <w:color w:val="000000"/>
+                <w:sz w:val="32"/>
+                <w:szCs w:val="40"/>
+              </w:rPr>
+            </w:pPr>
+            <w:r>
+              <w:rPr>
+                <w:rFonts w:ascii="BRH Devanagari Extra" w:hAnsi="BRH Devanagari Extra" w:cs="BRH Devanagari Extra"/>
+                <w:color w:val="000000"/>
+                <w:sz w:val="32"/>
+                <w:szCs w:val="40"/>
+              </w:rPr>
+              <w:t>rÉåþ Å</w:t>
+            </w:r>
+            <w:r>
+              <w:rPr>
+                <w:rFonts w:ascii="BRH Devanagari Extra" w:hAnsi="BRH Devanagari Extra" w:cs="BRH Devanagari Extra"/>
+                <w:color w:val="000000"/>
+                <w:sz w:val="32"/>
+                <w:szCs w:val="40"/>
+                <w:highlight w:val="green"/>
+              </w:rPr>
+              <w:t>eÉ</w:t>
+            </w:r>
+            <w:r>
+              <w:rPr>
+                <w:rFonts w:ascii="BRH Devanagari Extra" w:hAnsi="BRH Devanagari Extra" w:cs="BRH Devanagari Extra"/>
+                <w:color w:val="000000"/>
+                <w:sz w:val="32"/>
+                <w:szCs w:val="40"/>
+              </w:rPr>
+              <w:t>lÉ</w:t>
+            </w:r>
+            <w:r>
+              <w:rPr>
+                <w:rFonts w:ascii="BRH Devanagari Extra" w:hAnsi="BRH Devanagari Extra" w:cs="BRH Devanagari Extra"/>
+                <w:color w:val="000000"/>
+                <w:sz w:val="32"/>
+                <w:szCs w:val="40"/>
+                <w:highlight w:val="green"/>
+              </w:rPr>
+              <w:t>rÉ</w:t>
+            </w:r>
+            <w:r>
+              <w:rPr>
+                <w:rFonts w:ascii="BRH Devanagari Extra" w:hAnsi="BRH Devanagari Extra" w:cs="BRH Devanagari Extra"/>
+                <w:color w:val="000000"/>
+                <w:sz w:val="32"/>
+                <w:szCs w:val="40"/>
+              </w:rPr>
+              <w:t>lÉç lÉ</w:t>
+            </w:r>
+            <w:r>
+              <w:rPr>
+                <w:rFonts w:ascii="BRH Devanagari Extra" w:hAnsi="BRH Devanagari Extra" w:cs="BRH Devanagari Extra"/>
+                <w:color w:val="000000"/>
+                <w:sz w:val="32"/>
+                <w:szCs w:val="40"/>
+                <w:highlight w:val="green"/>
+              </w:rPr>
+              <w:t>eÉ</w:t>
+            </w:r>
+            <w:r>
+              <w:rPr>
+                <w:rFonts w:ascii="BRH Devanagari Extra" w:hAnsi="BRH Devanagari Extra" w:cs="BRH Devanagari Extra"/>
+                <w:color w:val="000000"/>
+                <w:sz w:val="32"/>
+                <w:szCs w:val="40"/>
+              </w:rPr>
+              <w:t>lÉrÉ</w:t>
+            </w:r>
+            <w:r>
+              <w:rPr>
+                <w:rFonts w:ascii="BRH Malayalam Extra" w:hAnsi="BRH Malayalam Extra" w:cs="BRH Devanagari Extra"/>
+                <w:color w:val="000000"/>
+                <w:szCs w:val="40"/>
+              </w:rPr>
+              <w:t>–</w:t>
+            </w:r>
+            <w:r>
+              <w:rPr>
+                <w:rFonts w:ascii="BRH Devanagari Extra" w:hAnsi="BRH Devanagari Extra" w:cs="BRH Devanagari Extra"/>
+                <w:color w:val="000000"/>
+                <w:sz w:val="32"/>
+                <w:szCs w:val="40"/>
+              </w:rPr>
+              <w:t>lÉç</w:t>
+            </w:r>
+            <w:r>
+              <w:rPr>
+                <w:rFonts w:ascii="BRH Malayalam Extra" w:hAnsi="BRH Malayalam Extra" w:cs="BRH Devanagari Extra"/>
+                <w:color w:val="000000"/>
+                <w:szCs w:val="40"/>
+              </w:rPr>
+              <w:t>–</w:t>
+            </w:r>
+            <w:r>
+              <w:rPr>
+                <w:rFonts w:ascii="BRH Devanagari Extra" w:hAnsi="BRH Devanagari Extra" w:cs="BRH Devanagari Extra"/>
+                <w:color w:val="000000"/>
+                <w:sz w:val="32"/>
+                <w:szCs w:val="40"/>
+              </w:rPr>
+              <w:t xml:space="preserve">. rÉå rÉeÉÉþqÉWåû | </w:t>
+            </w:r>
+          </w:p>
+          <w:p>
+            <w:pPr>
+              <w:widowControl w:val="0"/>
+              <w:autoSpaceDE w:val="0"/>
+              <w:autoSpaceDN w:val="0"/>
+              <w:adjustRightInd w:val="0"/>
+              <w:spacing w:before="0" w:line="240" w:lineRule="auto"/>
+              <w:rPr>
+                <w:rFonts w:cs="BRH Malayalam Extra"/>
+                <w:color w:val="000000"/>
+                <w:szCs w:val="40"/>
               </w:rPr>
             </w:pPr>
           </w:p>
@@ -1145,21 +2264,20 @@
           <w:sz w:val="32"/>
           <w:szCs w:val="32"/>
           <w:u w:val="single"/>
+          <w:lang w:val="en-IN"/>
         </w:rPr>
       </w:pPr>
-    </w:p>
-    <w:p>
-      <w:pPr>
-        <w:spacing w:before="0" w:line="240" w:lineRule="auto"/>
-        <w:jc w:val="center"/>
+      <w:r>
         <w:rPr>
           <w:b/>
           <w:bCs/>
           <w:sz w:val="32"/>
           <w:szCs w:val="32"/>
           <w:u w:val="single"/>
+          <w:lang w:val="en-IN"/>
         </w:rPr>
-      </w:pPr>
+        <w:t>=======</w:t>
+      </w:r>
     </w:p>
     <w:p>
       <w:pPr>
@@ -1916,6 +3034,7 @@
                 <w:rFonts w:cs="BRH Devanagari Extra"/>
                 <w:szCs w:val="40"/>
               </w:rPr>
+              <w:lastRenderedPageBreak/>
               <w:t>37</w:t>
             </w:r>
             <w:r>
@@ -2093,7 +3212,6 @@
                 <w:sz w:val="32"/>
                 <w:szCs w:val="40"/>
               </w:rPr>
-              <w:lastRenderedPageBreak/>
               <w:t>cÉ</w:t>
             </w:r>
             <w:r>
@@ -3542,7 +4660,6 @@
                 <w:rFonts w:cs="BRH Devanagari Extra"/>
                 <w:szCs w:val="40"/>
               </w:rPr>
-              <w:lastRenderedPageBreak/>
               <w:t>37</w:t>
             </w:r>
             <w:r>
@@ -3713,7 +4830,6 @@
                 <w:sz w:val="32"/>
                 <w:szCs w:val="40"/>
               </w:rPr>
-              <w:lastRenderedPageBreak/>
               <w:t>cÉ</w:t>
             </w:r>
             <w:r>
@@ -5119,7 +6235,6 @@
                 <w:rFonts w:cs="BRH Devanagari Extra"/>
                 <w:szCs w:val="40"/>
               </w:rPr>
-              <w:lastRenderedPageBreak/>
               <w:t>42</w:t>
             </w:r>
             <w:r>
@@ -5492,7 +6607,16 @@
                 <w:sz w:val="32"/>
                 <w:szCs w:val="40"/>
               </w:rPr>
-              <w:t>Éå uÉÉåRû</w:t>
+              <w:t xml:space="preserve">Éå </w:t>
+            </w:r>
+            <w:r>
+              <w:rPr>
+                <w:rFonts w:ascii="BRH Devanagari Extra" w:hAnsi="BRH Devanagari Extra" w:cs="BRH Devanagari Extra"/>
+                <w:sz w:val="32"/>
+                <w:szCs w:val="40"/>
+              </w:rPr>
+              <w:lastRenderedPageBreak/>
+              <w:t>uÉÉåRû</w:t>
             </w:r>
             <w:r>
               <w:rPr>
@@ -5590,7 +6714,6 @@
                 <w:rFonts w:cs="BRH Devanagari Extra"/>
                 <w:szCs w:val="40"/>
               </w:rPr>
-              <w:lastRenderedPageBreak/>
               <w:t>43</w:t>
             </w:r>
             <w:r>
@@ -6636,6 +7759,7 @@
                 <w:sz w:val="32"/>
                 <w:szCs w:val="40"/>
               </w:rPr>
+              <w:lastRenderedPageBreak/>
               <w:t>uÉÉåRû</w:t>
             </w:r>
             <w:r>
@@ -6719,7 +7843,6 @@
                 <w:rFonts w:cs="BRH Devanagari Extra"/>
                 <w:szCs w:val="40"/>
               </w:rPr>
-              <w:lastRenderedPageBreak/>
               <w:t>43</w:t>
             </w:r>
             <w:r>
@@ -9636,6 +10759,7 @@
                 <w:sz w:val="32"/>
                 <w:szCs w:val="40"/>
               </w:rPr>
+              <w:lastRenderedPageBreak/>
               <w:t>A</w:t>
             </w:r>
             <w:r>
@@ -9747,6 +10871,7 @@
                 <w:rFonts w:cs="BRH Devanagari Extra"/>
                 <w:szCs w:val="40"/>
               </w:rPr>
+              <w:lastRenderedPageBreak/>
               <w:t>1</w:t>
             </w:r>
             <w:r>
@@ -9895,6 +11020,7 @@
                 <w:sz w:val="32"/>
                 <w:szCs w:val="40"/>
               </w:rPr>
+              <w:lastRenderedPageBreak/>
               <w:t>A</w:t>
             </w:r>
             <w:r>
@@ -13404,7 +14530,16 @@
                 <w:sz w:val="32"/>
                 <w:szCs w:val="40"/>
               </w:rPr>
-              <w:t>UÉå rÉ</w:t>
+              <w:t xml:space="preserve">UÉå </w:t>
+            </w:r>
+            <w:r>
+              <w:rPr>
+                <w:rFonts w:ascii="BRH Devanagari Extra" w:hAnsi="BRH Devanagari Extra" w:cs="BRH Devanagari Extra"/>
+                <w:sz w:val="32"/>
+                <w:szCs w:val="40"/>
+              </w:rPr>
+              <w:lastRenderedPageBreak/>
+              <w:t>rÉ</w:t>
             </w:r>
             <w:r>
               <w:rPr>
@@ -13517,7 +14652,6 @@
                 <w:rFonts w:cs="BRH Devanagari Extra"/>
                 <w:szCs w:val="40"/>
               </w:rPr>
-              <w:lastRenderedPageBreak/>
               <w:t>18</w:t>
             </w:r>
             <w:r>
@@ -15281,6 +16415,7 @@
                 <w:sz w:val="32"/>
                 <w:szCs w:val="40"/>
               </w:rPr>
+              <w:lastRenderedPageBreak/>
               <w:t>rÉ</w:t>
             </w:r>
             <w:r>
@@ -15394,7 +16529,6 @@
                 <w:rFonts w:cs="BRH Devanagari Extra"/>
                 <w:szCs w:val="40"/>
               </w:rPr>
-              <w:lastRenderedPageBreak/>
               <w:t>18</w:t>
             </w:r>
             <w:r>
@@ -17329,6 +18463,7 @@
                 <w:rFonts w:cs="BRH Devanagari Extra"/>
                 <w:szCs w:val="40"/>
               </w:rPr>
+              <w:lastRenderedPageBreak/>
               <w:t>55</w:t>
             </w:r>
             <w:r>
@@ -17535,7 +18670,6 @@
                 <w:sz w:val="32"/>
                 <w:szCs w:val="40"/>
               </w:rPr>
-              <w:lastRenderedPageBreak/>
               <w:t>Ì²</w:t>
             </w:r>
             <w:r>
@@ -17583,7 +18717,6 @@
                 <w:rFonts w:cs="BRH Devanagari Extra"/>
                 <w:szCs w:val="40"/>
               </w:rPr>
-              <w:lastRenderedPageBreak/>
               <w:t>55</w:t>
             </w:r>
             <w:r>
@@ -17790,7 +18923,6 @@
                 <w:sz w:val="32"/>
                 <w:szCs w:val="40"/>
               </w:rPr>
-              <w:lastRenderedPageBreak/>
               <w:t>Ì²</w:t>
             </w:r>
             <w:r>
@@ -17840,7 +18972,6 @@
                 <w:rFonts w:cs="BRH Devanagari Extra"/>
                 <w:szCs w:val="40"/>
               </w:rPr>
-              <w:lastRenderedPageBreak/>
               <w:t>57</w:t>
             </w:r>
             <w:r>
@@ -20219,6 +21350,7 @@
                 <w:szCs w:val="40"/>
                 <w:lang w:val="it-IT"/>
               </w:rPr>
+              <w:lastRenderedPageBreak/>
               <w:t>uÉæ ´É</w:t>
             </w:r>
             <w:r>
@@ -20332,17 +21464,7 @@
                 <w:szCs w:val="40"/>
                 <w:lang w:val="it-IT"/>
               </w:rPr>
-              <w:t xml:space="preserve">®ÉÇ ÆuÉæ uÉæ </w:t>
-            </w:r>
-            <w:r>
-              <w:rPr>
-                <w:rFonts w:ascii="BRH Devanagari Extra" w:hAnsi="BRH Devanagari Extra" w:cs="BRH Devanagari Extra"/>
-                <w:sz w:val="32"/>
-                <w:szCs w:val="40"/>
-                <w:lang w:val="it-IT"/>
-              </w:rPr>
-              <w:lastRenderedPageBreak/>
-              <w:t>´É</w:t>
+              <w:t>®ÉÇ ÆuÉæ uÉæ ´É</w:t>
             </w:r>
             <w:r>
               <w:rPr>
@@ -21776,6 +22898,7 @@
                 <w:szCs w:val="40"/>
                 <w:lang w:val="it-IT"/>
               </w:rPr>
+              <w:lastRenderedPageBreak/>
               <w:t>uÉæ ´É</w:t>
             </w:r>
             <w:r>
@@ -21904,7 +23027,6 @@
                 <w:szCs w:val="40"/>
                 <w:lang w:val="it-IT"/>
               </w:rPr>
-              <w:lastRenderedPageBreak/>
               <w:t>´É</w:t>
             </w:r>
             <w:r>
@@ -24340,6 +25462,7 @@
                 <w:rFonts w:cs="BRH Devanagari Extra"/>
                 <w:szCs w:val="40"/>
               </w:rPr>
+              <w:lastRenderedPageBreak/>
               <w:t>25</w:t>
             </w:r>
             <w:r>
@@ -24502,7 +25625,6 @@
                 <w:szCs w:val="40"/>
                 <w:highlight w:val="yellow"/>
               </w:rPr>
-              <w:lastRenderedPageBreak/>
               <w:t>xÉÈ</w:t>
             </w:r>
             <w:r>
@@ -24658,7 +25780,6 @@
                 <w:rFonts w:cs="BRH Devanagari Extra"/>
                 <w:szCs w:val="40"/>
               </w:rPr>
-              <w:lastRenderedPageBreak/>
               <w:t>25</w:t>
             </w:r>
             <w:r>
@@ -24821,7 +25942,6 @@
                 <w:szCs w:val="40"/>
                 <w:highlight w:val="green"/>
               </w:rPr>
-              <w:lastRenderedPageBreak/>
               <w:t>x</w:t>
             </w:r>
             <w:r>
@@ -24979,7 +26099,6 @@
                 <w:rFonts w:cs="BRH Devanagari Extra"/>
                 <w:szCs w:val="40"/>
               </w:rPr>
-              <w:lastRenderedPageBreak/>
               <w:t>53</w:t>
             </w:r>
             <w:r>
@@ -26051,20 +27170,6 @@
                 <w:szCs w:val="40"/>
               </w:rPr>
             </w:pPr>
-          </w:p>
-          <w:p>
-            <w:pPr>
-              <w:widowControl w:val="0"/>
-              <w:autoSpaceDE w:val="0"/>
-              <w:autoSpaceDN w:val="0"/>
-              <w:adjustRightInd w:val="0"/>
-              <w:spacing w:before="0" w:line="240" w:lineRule="auto"/>
-              <w:rPr>
-                <w:rFonts w:ascii="BRH Devanagari Extra" w:hAnsi="BRH Devanagari Extra" w:cs="BRH Devanagari Extra"/>
-                <w:sz w:val="32"/>
-                <w:szCs w:val="40"/>
-              </w:rPr>
-            </w:pPr>
             <w:r>
               <w:rPr>
                 <w:rFonts w:cs="BRH Devanagari Extra"/>
@@ -27788,20 +28893,6 @@
               </w:rPr>
               <w:t xml:space="preserve">ühÉ | </w:t>
             </w:r>
-          </w:p>
-          <w:p>
-            <w:pPr>
-              <w:widowControl w:val="0"/>
-              <w:autoSpaceDE w:val="0"/>
-              <w:autoSpaceDN w:val="0"/>
-              <w:adjustRightInd w:val="0"/>
-              <w:spacing w:before="0" w:line="240" w:lineRule="auto"/>
-              <w:rPr>
-                <w:rFonts w:ascii="BRH Devanagari Extra" w:hAnsi="BRH Devanagari Extra" w:cs="BRH Devanagari Extra"/>
-                <w:sz w:val="32"/>
-                <w:szCs w:val="40"/>
-              </w:rPr>
-            </w:pPr>
           </w:p>
           <w:p>
             <w:pPr>
@@ -33414,7 +34505,7 @@
       </w:tr>
       <w:tr>
         <w:trPr>
-          <w:trHeight w:val="1266"/>
+          <w:trHeight w:val="1892"/>
         </w:trPr>
         <w:tc>
           <w:tcPr>
@@ -33434,71 +34525,6 @@
               <w:adjustRightInd w:val="0"/>
               <w:spacing w:before="0" w:line="240" w:lineRule="auto"/>
               <w:rPr>
-                <w:rFonts w:cs="BRH Devanagari Extra"/>
-                <w:szCs w:val="40"/>
-              </w:rPr>
-            </w:pPr>
-          </w:p>
-          <w:p>
-            <w:pPr>
-              <w:widowControl w:val="0"/>
-              <w:autoSpaceDE w:val="0"/>
-              <w:autoSpaceDN w:val="0"/>
-              <w:adjustRightInd w:val="0"/>
-              <w:spacing w:before="0" w:line="240" w:lineRule="auto"/>
-              <w:rPr>
-                <w:rFonts w:cs="BRH Devanagari Extra"/>
-                <w:szCs w:val="40"/>
-              </w:rPr>
-            </w:pPr>
-          </w:p>
-          <w:p>
-            <w:pPr>
-              <w:widowControl w:val="0"/>
-              <w:autoSpaceDE w:val="0"/>
-              <w:autoSpaceDN w:val="0"/>
-              <w:adjustRightInd w:val="0"/>
-              <w:spacing w:before="0" w:line="240" w:lineRule="auto"/>
-              <w:rPr>
-                <w:rFonts w:cs="BRH Devanagari Extra"/>
-                <w:szCs w:val="40"/>
-              </w:rPr>
-            </w:pPr>
-          </w:p>
-          <w:p>
-            <w:pPr>
-              <w:widowControl w:val="0"/>
-              <w:autoSpaceDE w:val="0"/>
-              <w:autoSpaceDN w:val="0"/>
-              <w:adjustRightInd w:val="0"/>
-              <w:spacing w:before="0" w:line="240" w:lineRule="auto"/>
-              <w:rPr>
-                <w:rFonts w:cs="BRH Devanagari Extra"/>
-                <w:szCs w:val="40"/>
-              </w:rPr>
-            </w:pPr>
-          </w:p>
-          <w:p>
-            <w:pPr>
-              <w:widowControl w:val="0"/>
-              <w:autoSpaceDE w:val="0"/>
-              <w:autoSpaceDN w:val="0"/>
-              <w:adjustRightInd w:val="0"/>
-              <w:spacing w:before="0" w:line="240" w:lineRule="auto"/>
-              <w:rPr>
-                <w:rFonts w:cs="BRH Devanagari Extra"/>
-                <w:szCs w:val="40"/>
-              </w:rPr>
-            </w:pPr>
-          </w:p>
-          <w:p>
-            <w:pPr>
-              <w:widowControl w:val="0"/>
-              <w:autoSpaceDE w:val="0"/>
-              <w:autoSpaceDN w:val="0"/>
-              <w:adjustRightInd w:val="0"/>
-              <w:spacing w:before="0" w:line="240" w:lineRule="auto"/>
-              <w:rPr>
                 <w:rFonts w:ascii="BRH Devanagari Extra" w:hAnsi="BRH Devanagari Extra" w:cs="BRH Devanagari Extra"/>
                 <w:sz w:val="32"/>
                 <w:szCs w:val="40"/>
@@ -33841,71 +34867,6 @@
               <w:right w:val="single" w:sz="4" w:space="0" w:color="000000"/>
             </w:tcBorders>
           </w:tcPr>
-          <w:p>
-            <w:pPr>
-              <w:widowControl w:val="0"/>
-              <w:autoSpaceDE w:val="0"/>
-              <w:autoSpaceDN w:val="0"/>
-              <w:adjustRightInd w:val="0"/>
-              <w:spacing w:before="0" w:line="240" w:lineRule="auto"/>
-              <w:rPr>
-                <w:rFonts w:cs="BRH Devanagari Extra"/>
-                <w:szCs w:val="40"/>
-              </w:rPr>
-            </w:pPr>
-          </w:p>
-          <w:p>
-            <w:pPr>
-              <w:widowControl w:val="0"/>
-              <w:autoSpaceDE w:val="0"/>
-              <w:autoSpaceDN w:val="0"/>
-              <w:adjustRightInd w:val="0"/>
-              <w:spacing w:before="0" w:line="240" w:lineRule="auto"/>
-              <w:rPr>
-                <w:rFonts w:cs="BRH Devanagari Extra"/>
-                <w:szCs w:val="40"/>
-              </w:rPr>
-            </w:pPr>
-          </w:p>
-          <w:p>
-            <w:pPr>
-              <w:widowControl w:val="0"/>
-              <w:autoSpaceDE w:val="0"/>
-              <w:autoSpaceDN w:val="0"/>
-              <w:adjustRightInd w:val="0"/>
-              <w:spacing w:before="0" w:line="240" w:lineRule="auto"/>
-              <w:rPr>
-                <w:rFonts w:cs="BRH Devanagari Extra"/>
-                <w:szCs w:val="40"/>
-              </w:rPr>
-            </w:pPr>
-          </w:p>
-          <w:p>
-            <w:pPr>
-              <w:widowControl w:val="0"/>
-              <w:autoSpaceDE w:val="0"/>
-              <w:autoSpaceDN w:val="0"/>
-              <w:adjustRightInd w:val="0"/>
-              <w:spacing w:before="0" w:line="240" w:lineRule="auto"/>
-              <w:rPr>
-                <w:rFonts w:cs="BRH Devanagari Extra"/>
-                <w:szCs w:val="40"/>
-              </w:rPr>
-            </w:pPr>
-          </w:p>
-          <w:p>
-            <w:pPr>
-              <w:widowControl w:val="0"/>
-              <w:autoSpaceDE w:val="0"/>
-              <w:autoSpaceDN w:val="0"/>
-              <w:adjustRightInd w:val="0"/>
-              <w:spacing w:before="0" w:line="240" w:lineRule="auto"/>
-              <w:rPr>
-                <w:rFonts w:cs="BRH Devanagari Extra"/>
-                <w:szCs w:val="40"/>
-              </w:rPr>
-            </w:pPr>
-          </w:p>
           <w:p>
             <w:pPr>
               <w:widowControl w:val="0"/>
@@ -34562,7 +35523,6 @@
                 <w:sz w:val="32"/>
                 <w:szCs w:val="40"/>
               </w:rPr>
-              <w:lastRenderedPageBreak/>
               <w:t>AluÉlÉÑ</w:t>
             </w:r>
             <w:r>
@@ -34610,7 +35570,6 @@
                 <w:rFonts w:cs="BRH Devanagari Extra"/>
                 <w:szCs w:val="40"/>
               </w:rPr>
-              <w:lastRenderedPageBreak/>
               <w:t>2</w:t>
             </w:r>
             <w:r>
@@ -34911,7 +35870,6 @@
                 <w:sz w:val="32"/>
                 <w:szCs w:val="40"/>
               </w:rPr>
-              <w:lastRenderedPageBreak/>
               <w:t>AluÉlÉÑ</w:t>
             </w:r>
             <w:r>
@@ -34961,7 +35919,6 @@
                 <w:rFonts w:cs="BRH Devanagari Extra"/>
                 <w:szCs w:val="40"/>
               </w:rPr>
-              <w:lastRenderedPageBreak/>
               <w:t>50</w:t>
             </w:r>
             <w:r>
@@ -35148,6 +36105,7 @@
                 <w:sz w:val="32"/>
                 <w:szCs w:val="40"/>
               </w:rPr>
+              <w:lastRenderedPageBreak/>
               <w:t>A</w:t>
             </w:r>
             <w:r>
@@ -35242,6 +36200,7 @@
                 <w:rFonts w:cs="BRH Devanagari Extra"/>
                 <w:szCs w:val="40"/>
               </w:rPr>
+              <w:lastRenderedPageBreak/>
               <w:t>50</w:t>
             </w:r>
             <w:r>
@@ -35428,6 +36387,7 @@
                 <w:sz w:val="32"/>
                 <w:szCs w:val="40"/>
               </w:rPr>
+              <w:lastRenderedPageBreak/>
               <w:t>A</w:t>
             </w:r>
             <w:r>
@@ -35528,6 +36488,7 @@
                 <w:rFonts w:cs="BRH Devanagari Extra"/>
                 <w:szCs w:val="40"/>
               </w:rPr>
+              <w:lastRenderedPageBreak/>
               <w:t>12</w:t>
             </w:r>
             <w:r>
@@ -36951,6 +37912,19 @@
         </w:rPr>
         <w:t>=============</w:t>
       </w:r>
+    </w:p>
+    <w:p>
+      <w:pPr>
+        <w:spacing w:before="0" w:line="240" w:lineRule="auto"/>
+        <w:jc w:val="center"/>
+        <w:rPr>
+          <w:b/>
+          <w:bCs/>
+          <w:sz w:val="32"/>
+          <w:szCs w:val="32"/>
+          <w:u w:val="single"/>
+        </w:rPr>
+      </w:pPr>
     </w:p>
     <w:p>
       <w:pPr>
@@ -37299,7 +38273,6 @@
           <w:szCs w:val="32"/>
           <w:u w:val="single"/>
         </w:rPr>
-        <w:lastRenderedPageBreak/>
         <w:t>=============</w:t>
       </w:r>
     </w:p>
